--- a/Resume.docx
+++ b/Resume.docx
@@ -5,139 +5,830 @@
     <w:p>
       <w:pPr>
         <w:pStyle w:val="Heading3"/>
+        <w:rPr>
+          <w:rFonts w:ascii="Calibri" w:hAnsi="Calibri" w:cs="Calibri"/>
+          <w:b/>
+          <w:bCs/>
+          <w:color w:val="FFC000"/>
+        </w:rPr>
+      </w:pPr>
+      <w:r>
+        <w:rPr>
+          <w:rFonts w:ascii="Calibri" w:hAnsi="Calibri" w:cs="Calibri"/>
+          <w:b/>
+          <w:bCs/>
+          <w:color w:val="FFC000"/>
+        </w:rPr>
+        <w:t>Timothy Do</w:t>
+      </w:r>
+    </w:p>
+    <w:p>
+      <w:pPr>
+        <w:rPr>
+          <w:rFonts w:ascii="Calibri" w:hAnsi="Calibri" w:cs="Calibri"/>
+        </w:rPr>
+      </w:pPr>
+      <w:r>
+        <w:rPr>
+          <w:rFonts w:ascii="Calibri" w:hAnsi="Calibri" w:cs="Calibri"/>
+          <w:b/>
+          <w:bCs/>
+          <w:noProof/>
+          <w:color w:val="000000" w:themeColor="text1"/>
+        </w:rPr>
+        <w:drawing>
+          <wp:anchor distT="0" distB="0" distL="114300" distR="114300" simplePos="0" relativeHeight="251658240" behindDoc="0" locked="0" layoutInCell="1" allowOverlap="1" wp14:anchorId="59819D8B" wp14:editId="6E0856C3">
+            <wp:simplePos x="0" y="0"/>
+            <wp:positionH relativeFrom="column">
+              <wp:align>left</wp:align>
+            </wp:positionH>
+            <wp:positionV relativeFrom="paragraph">
+              <wp:align>top</wp:align>
+            </wp:positionV>
+            <wp:extent cx="469900" cy="469900"/>
+            <wp:effectExtent l="0" t="0" r="0" b="0"/>
+            <wp:wrapSquare wrapText="bothSides"/>
+            <wp:docPr id="6" name="Picture 6"/>
+            <wp:cNvGraphicFramePr>
+              <a:graphicFrameLocks xmlns:a="http://schemas.openxmlformats.org/drawingml/2006/main" noChangeAspect="1"/>
+            </wp:cNvGraphicFramePr>
+            <a:graphic xmlns:a="http://schemas.openxmlformats.org/drawingml/2006/main">
+              <a:graphicData uri="http://schemas.openxmlformats.org/drawingml/2006/picture">
+                <pic:pic xmlns:pic="http://schemas.openxmlformats.org/drawingml/2006/picture">
+                  <pic:nvPicPr>
+                    <pic:cNvPr id="6" name="mail.png"/>
+                    <pic:cNvPicPr/>
+                  </pic:nvPicPr>
+                  <pic:blipFill>
+                    <a:blip r:embed="rId7">
+                      <a:extLst>
+                        <a:ext uri="{28A0092B-C50C-407E-A947-70E740481C1C}">
+                          <a14:useLocalDpi xmlns:a14="http://schemas.microsoft.com/office/drawing/2010/main" val="0"/>
+                        </a:ext>
+                      </a:extLst>
+                    </a:blip>
+                    <a:stretch>
+                      <a:fillRect/>
+                    </a:stretch>
+                  </pic:blipFill>
+                  <pic:spPr>
+                    <a:xfrm>
+                      <a:off x="0" y="0"/>
+                      <a:ext cx="469900" cy="469900"/>
+                    </a:xfrm>
+                    <a:prstGeom prst="rect">
+                      <a:avLst/>
+                    </a:prstGeom>
+                  </pic:spPr>
+                </pic:pic>
+              </a:graphicData>
+            </a:graphic>
+            <wp14:sizeRelH relativeFrom="margin">
+              <wp14:pctWidth>0</wp14:pctWidth>
+            </wp14:sizeRelH>
+            <wp14:sizeRelV relativeFrom="margin">
+              <wp14:pctHeight>0</wp14:pctHeight>
+            </wp14:sizeRelV>
+          </wp:anchor>
+        </w:drawing>
+      </w:r>
+      <w:hyperlink r:id="rId8" w:history="1">
+        <w:r>
+          <w:rPr>
+            <w:rStyle w:val="Hyperlink"/>
+            <w:rFonts w:ascii="Calibri" w:hAnsi="Calibri" w:cs="Calibri"/>
+            <w:bCs/>
+          </w:rPr>
+          <w:t>timothydobs</w:t>
+        </w:r>
+        <w:r>
+          <w:rPr>
+            <w:rStyle w:val="Hyperlink"/>
+            <w:rFonts w:ascii="Calibri" w:hAnsi="Calibri" w:cs="Calibri"/>
+            <w:bCs/>
+          </w:rPr>
+          <w:t>a</w:t>
+        </w:r>
+        <w:r>
+          <w:rPr>
+            <w:rStyle w:val="Hyperlink"/>
+            <w:rFonts w:ascii="Calibri" w:hAnsi="Calibri" w:cs="Calibri"/>
+            <w:bCs/>
+          </w:rPr>
+          <w:t>@gmail.com</w:t>
+        </w:r>
+      </w:hyperlink>
+      <w:r>
+        <w:rPr>
+          <w:rFonts w:ascii="Calibri" w:hAnsi="Calibri" w:cs="Calibri"/>
+          <w:b/>
+          <w:bCs/>
+          <w:color w:val="000000" w:themeColor="text1"/>
+        </w:rPr>
+        <w:t xml:space="preserve"> </w:t>
+      </w:r>
+      <w:r>
+        <w:rPr>
+          <w:rFonts w:ascii="Calibri" w:hAnsi="Calibri" w:cs="Calibri"/>
+          <w:b/>
+          <w:bCs/>
+          <w:noProof/>
+          <w:color w:val="000000" w:themeColor="text1"/>
+        </w:rPr>
+        <w:drawing>
+          <wp:inline distT="0" distB="0" distL="0" distR="0" wp14:anchorId="4C61BAA6" wp14:editId="6AA7839B">
+            <wp:extent cx="342900" cy="342900"/>
+            <wp:effectExtent l="0" t="0" r="0" b="0"/>
+            <wp:docPr id="7" name="Picture 7"/>
+            <wp:cNvGraphicFramePr>
+              <a:graphicFrameLocks xmlns:a="http://schemas.openxmlformats.org/drawingml/2006/main" noChangeAspect="1"/>
+            </wp:cNvGraphicFramePr>
+            <a:graphic xmlns:a="http://schemas.openxmlformats.org/drawingml/2006/main">
+              <a:graphicData uri="http://schemas.openxmlformats.org/drawingml/2006/picture">
+                <pic:pic xmlns:pic="http://schemas.openxmlformats.org/drawingml/2006/picture">
+                  <pic:nvPicPr>
+                    <pic:cNvPr id="7" name="icons8-phone-50.png"/>
+                    <pic:cNvPicPr/>
+                  </pic:nvPicPr>
+                  <pic:blipFill>
+                    <a:blip r:embed="rId9">
+                      <a:extLst>
+                        <a:ext uri="{28A0092B-C50C-407E-A947-70E740481C1C}">
+                          <a14:useLocalDpi xmlns:a14="http://schemas.microsoft.com/office/drawing/2010/main" val="0"/>
+                        </a:ext>
+                      </a:extLst>
+                    </a:blip>
+                    <a:stretch>
+                      <a:fillRect/>
+                    </a:stretch>
+                  </pic:blipFill>
+                  <pic:spPr>
+                    <a:xfrm>
+                      <a:off x="0" y="0"/>
+                      <a:ext cx="342900" cy="342900"/>
+                    </a:xfrm>
+                    <a:prstGeom prst="rect">
+                      <a:avLst/>
+                    </a:prstGeom>
+                  </pic:spPr>
+                </pic:pic>
+              </a:graphicData>
+            </a:graphic>
+          </wp:inline>
+        </w:drawing>
+      </w:r>
+      <w:r>
+        <w:rPr>
+          <w:rFonts w:ascii="Calibri" w:hAnsi="Calibri" w:cs="Calibri"/>
+          <w:b/>
+          <w:bCs/>
+          <w:color w:val="000000" w:themeColor="text1"/>
+        </w:rPr>
+        <w:t xml:space="preserve"> (408) 412-9781  </w:t>
+      </w:r>
+      <w:r>
+        <w:rPr>
+          <w:rFonts w:ascii="Calibri" w:hAnsi="Calibri" w:cs="Calibri"/>
+          <w:b/>
+          <w:bCs/>
+          <w:noProof/>
+          <w:color w:val="000000" w:themeColor="text1"/>
+        </w:rPr>
+        <w:drawing>
+          <wp:inline distT="0" distB="0" distL="0" distR="0" wp14:anchorId="5E3369A0" wp14:editId="4297B751">
+            <wp:extent cx="416000" cy="406400"/>
+            <wp:effectExtent l="0" t="0" r="3175" b="0"/>
+            <wp:docPr id="8" name="Picture 8"/>
+            <wp:cNvGraphicFramePr>
+              <a:graphicFrameLocks xmlns:a="http://schemas.openxmlformats.org/drawingml/2006/main" noChangeAspect="1"/>
+            </wp:cNvGraphicFramePr>
+            <a:graphic xmlns:a="http://schemas.openxmlformats.org/drawingml/2006/main">
+              <a:graphicData uri="http://schemas.openxmlformats.org/drawingml/2006/picture">
+                <pic:pic xmlns:pic="http://schemas.openxmlformats.org/drawingml/2006/picture">
+                  <pic:nvPicPr>
+                    <pic:cNvPr id="8" name="LI-In-Bug.png"/>
+                    <pic:cNvPicPr/>
+                  </pic:nvPicPr>
+                  <pic:blipFill>
+                    <a:blip r:embed="rId10" cstate="print">
+                      <a:extLst>
+                        <a:ext uri="{28A0092B-C50C-407E-A947-70E740481C1C}">
+                          <a14:useLocalDpi xmlns:a14="http://schemas.microsoft.com/office/drawing/2010/main" val="0"/>
+                        </a:ext>
+                      </a:extLst>
+                    </a:blip>
+                    <a:stretch>
+                      <a:fillRect/>
+                    </a:stretch>
+                  </pic:blipFill>
+                  <pic:spPr>
+                    <a:xfrm>
+                      <a:off x="0" y="0"/>
+                      <a:ext cx="440583" cy="430416"/>
+                    </a:xfrm>
+                    <a:prstGeom prst="rect">
+                      <a:avLst/>
+                    </a:prstGeom>
+                  </pic:spPr>
+                </pic:pic>
+              </a:graphicData>
+            </a:graphic>
+          </wp:inline>
+        </w:drawing>
+      </w:r>
+      <w:r>
+        <w:rPr>
+          <w:rFonts w:ascii="Calibri" w:hAnsi="Calibri" w:cs="Calibri"/>
+          <w:b/>
+          <w:bCs/>
+          <w:color w:val="000000" w:themeColor="text1"/>
+        </w:rPr>
+        <w:t xml:space="preserve"> </w:t>
+      </w:r>
+      <w:hyperlink r:id="rId11" w:history="1">
+        <w:r>
+          <w:rPr>
+            <w:rFonts w:ascii="Calibri" w:hAnsi="Calibri" w:cs="Calibri"/>
+            <w:color w:val="0000FF"/>
+            <w:u w:val="single"/>
+          </w:rPr>
+          <w:t>http</w:t>
+        </w:r>
+        <w:r>
+          <w:rPr>
+            <w:rFonts w:ascii="Calibri" w:hAnsi="Calibri" w:cs="Calibri"/>
+            <w:color w:val="0000FF"/>
+            <w:u w:val="single"/>
+          </w:rPr>
+          <w:t>s</w:t>
+        </w:r>
+        <w:r>
+          <w:rPr>
+            <w:rFonts w:ascii="Calibri" w:hAnsi="Calibri" w:cs="Calibri"/>
+            <w:color w:val="0000FF"/>
+            <w:u w:val="single"/>
+          </w:rPr>
+          <w:t>://www.linkedin.com/in/timothy-do-8a7815172/</w:t>
+        </w:r>
+      </w:hyperlink>
+      <w:r>
+        <w:rPr>
+          <w:rFonts w:ascii="Calibri" w:hAnsi="Calibri" w:cs="Calibri"/>
+        </w:rPr>
+        <w:t xml:space="preserve"> </w:t>
+      </w:r>
+      <w:r>
+        <w:rPr>
+          <w:rFonts w:ascii="Calibri" w:hAnsi="Calibri" w:cs="Calibri"/>
+          <w:noProof/>
+        </w:rPr>
+        <w:drawing>
+          <wp:inline distT="0" distB="0" distL="0" distR="0" wp14:anchorId="19FB1DC8" wp14:editId="3E9B94C8">
+            <wp:extent cx="406400" cy="406400"/>
+            <wp:effectExtent l="0" t="0" r="0" b="0"/>
+            <wp:docPr id="9" name="Picture 9"/>
+            <wp:cNvGraphicFramePr>
+              <a:graphicFrameLocks xmlns:a="http://schemas.openxmlformats.org/drawingml/2006/main" noChangeAspect="1"/>
+            </wp:cNvGraphicFramePr>
+            <a:graphic xmlns:a="http://schemas.openxmlformats.org/drawingml/2006/main">
+              <a:graphicData uri="http://schemas.openxmlformats.org/drawingml/2006/picture">
+                <pic:pic xmlns:pic="http://schemas.openxmlformats.org/drawingml/2006/picture">
+                  <pic:nvPicPr>
+                    <pic:cNvPr id="9" name="GitHub-Mark-32px.png"/>
+                    <pic:cNvPicPr/>
+                  </pic:nvPicPr>
+                  <pic:blipFill>
+                    <a:blip r:embed="rId12">
+                      <a:extLst>
+                        <a:ext uri="{28A0092B-C50C-407E-A947-70E740481C1C}">
+                          <a14:useLocalDpi xmlns:a14="http://schemas.microsoft.com/office/drawing/2010/main" val="0"/>
+                        </a:ext>
+                      </a:extLst>
+                    </a:blip>
+                    <a:stretch>
+                      <a:fillRect/>
+                    </a:stretch>
+                  </pic:blipFill>
+                  <pic:spPr>
+                    <a:xfrm>
+                      <a:off x="0" y="0"/>
+                      <a:ext cx="406400" cy="406400"/>
+                    </a:xfrm>
+                    <a:prstGeom prst="rect">
+                      <a:avLst/>
+                    </a:prstGeom>
+                  </pic:spPr>
+                </pic:pic>
+              </a:graphicData>
+            </a:graphic>
+          </wp:inline>
+        </w:drawing>
+      </w:r>
+      <w:r>
+        <w:rPr>
+          <w:rFonts w:ascii="Calibri" w:hAnsi="Calibri" w:cs="Calibri"/>
+        </w:rPr>
+        <w:t xml:space="preserve"> </w:t>
+      </w:r>
+      <w:hyperlink r:id="rId13" w:history="1">
+        <w:r>
+          <w:rPr>
+            <w:rStyle w:val="Hyperlink"/>
+            <w:rFonts w:ascii="Calibri" w:hAnsi="Calibri" w:cs="Calibri"/>
+          </w:rPr>
+          <w:t>https://github.com/dotimothy</w:t>
+        </w:r>
+      </w:hyperlink>
+    </w:p>
+    <w:p>
+      <w:pPr>
+        <w:rPr>
+          <w:rFonts w:ascii="Calibri" w:hAnsi="Calibri" w:cs="Calibri"/>
+        </w:rPr>
+      </w:pPr>
+    </w:p>
+    <w:p>
+      <w:pPr>
+        <w:pStyle w:val="Heading3"/>
+        <w:rPr>
+          <w:rFonts w:ascii="Calibri" w:hAnsi="Calibri" w:cs="Calibri"/>
+          <w:color w:val="FFC000"/>
+        </w:rPr>
+      </w:pPr>
+      <w:r>
+        <w:rPr>
+          <w:rFonts w:ascii="Calibri" w:hAnsi="Calibri" w:cs="Calibri"/>
+          <w:color w:val="FFC000"/>
+        </w:rPr>
+        <w:t>Experience</w:t>
+      </w:r>
+    </w:p>
+    <w:p>
+      <w:pPr>
+        <w:pStyle w:val="Heading4"/>
+        <w:rPr>
+          <w:rFonts w:ascii="Calibri" w:hAnsi="Calibri" w:cs="Calibri"/>
+          <w:color w:val="000000" w:themeColor="text1"/>
+        </w:rPr>
+      </w:pPr>
+      <w:r>
+        <w:rPr>
+          <w:rFonts w:ascii="Calibri" w:hAnsi="Calibri" w:cs="Calibri"/>
+          <w:color w:val="000000" w:themeColor="text1"/>
+        </w:rPr>
+        <w:t xml:space="preserve">President of </w:t>
+      </w:r>
+      <w:r>
+        <w:rPr>
+          <w:rFonts w:ascii="Calibri" w:hAnsi="Calibri" w:cs="Calibri"/>
+          <w:color w:val="000000" w:themeColor="text1"/>
+        </w:rPr>
+        <w:fldChar w:fldCharType="begin"/>
+      </w:r>
+      <w:r>
+        <w:rPr>
+          <w:rFonts w:ascii="Calibri" w:hAnsi="Calibri" w:cs="Calibri"/>
+          <w:color w:val="000000" w:themeColor="text1"/>
+        </w:rPr>
+        <w:instrText>HYPERLINK "https://dotimothy.github.io/evergreenmusicmentors"</w:instrText>
+      </w:r>
+      <w:r>
+        <w:rPr>
+          <w:rFonts w:ascii="Calibri" w:hAnsi="Calibri" w:cs="Calibri"/>
+          <w:color w:val="000000" w:themeColor="text1"/>
+        </w:rPr>
+      </w:r>
+      <w:r>
+        <w:rPr>
+          <w:rFonts w:ascii="Calibri" w:hAnsi="Calibri" w:cs="Calibri"/>
+          <w:color w:val="000000" w:themeColor="text1"/>
+        </w:rPr>
+        <w:fldChar w:fldCharType="separate"/>
+      </w:r>
+      <w:r>
+        <w:rPr>
+          <w:rStyle w:val="Hyperlink"/>
+          <w:rFonts w:ascii="Calibri" w:hAnsi="Calibri" w:cs="Calibri"/>
+        </w:rPr>
+        <w:t>Evergreen Musi</w:t>
+      </w:r>
+      <w:r>
+        <w:rPr>
+          <w:rStyle w:val="Hyperlink"/>
+          <w:rFonts w:ascii="Calibri" w:hAnsi="Calibri" w:cs="Calibri"/>
+        </w:rPr>
+        <w:t>c</w:t>
+      </w:r>
+      <w:r>
+        <w:rPr>
+          <w:rStyle w:val="Hyperlink"/>
+          <w:rFonts w:ascii="Calibri" w:hAnsi="Calibri" w:cs="Calibri"/>
+        </w:rPr>
+        <w:t xml:space="preserve"> Men</w:t>
+      </w:r>
+      <w:r>
+        <w:rPr>
+          <w:rStyle w:val="Hyperlink"/>
+          <w:rFonts w:ascii="Calibri" w:hAnsi="Calibri" w:cs="Calibri"/>
+        </w:rPr>
+        <w:t>t</w:t>
+      </w:r>
+      <w:r>
+        <w:rPr>
+          <w:rStyle w:val="Hyperlink"/>
+          <w:rFonts w:ascii="Calibri" w:hAnsi="Calibri" w:cs="Calibri"/>
+        </w:rPr>
+        <w:t>ors</w:t>
+      </w:r>
+      <w:r>
+        <w:rPr>
+          <w:rFonts w:ascii="Calibri" w:hAnsi="Calibri" w:cs="Calibri"/>
+          <w:color w:val="000000" w:themeColor="text1"/>
+        </w:rPr>
+        <w:fldChar w:fldCharType="end"/>
+      </w:r>
+    </w:p>
+    <w:p>
+      <w:pPr>
+        <w:pStyle w:val="Heading5"/>
+        <w:rPr>
+          <w:rFonts w:ascii="Calibri" w:hAnsi="Calibri" w:cs="Calibri"/>
+          <w:color w:val="000000" w:themeColor="text1"/>
+        </w:rPr>
+      </w:pPr>
+      <w:r>
+        <w:rPr>
+          <w:rFonts w:ascii="Calibri" w:hAnsi="Calibri" w:cs="Calibri"/>
+          <w:color w:val="000000" w:themeColor="text1"/>
+        </w:rPr>
+        <w:t>September 2018 – Current</w:t>
+      </w:r>
+    </w:p>
+    <w:p>
+      <w:pPr>
+        <w:pStyle w:val="ListParagraph"/>
+        <w:numPr>
+          <w:ilvl w:val="0"/>
+          <w:numId w:val="1"/>
+        </w:numPr>
+        <w:rPr>
+          <w:rFonts w:ascii="Calibri" w:hAnsi="Calibri" w:cs="Calibri"/>
+          <w:color w:val="000000" w:themeColor="text1"/>
+        </w:rPr>
+      </w:pPr>
+      <w:r>
+        <w:rPr>
+          <w:rFonts w:ascii="Calibri" w:hAnsi="Calibri" w:cs="Calibri"/>
+          <w:color w:val="000000" w:themeColor="text1"/>
+        </w:rPr>
+        <w:t>Lead music tutoring sessions for younger middle school students</w:t>
+      </w:r>
+    </w:p>
+    <w:p>
+      <w:pPr>
+        <w:pStyle w:val="ListParagraph"/>
+        <w:numPr>
+          <w:ilvl w:val="0"/>
+          <w:numId w:val="1"/>
+        </w:numPr>
+        <w:rPr>
+          <w:rFonts w:ascii="Calibri" w:hAnsi="Calibri" w:cs="Calibri"/>
+          <w:color w:val="000000" w:themeColor="text1"/>
+        </w:rPr>
+      </w:pPr>
+      <w:r>
+        <w:rPr>
+          <w:rFonts w:ascii="Calibri" w:hAnsi="Calibri" w:cs="Calibri"/>
+          <w:color w:val="000000" w:themeColor="text1"/>
+        </w:rPr>
+        <w:t>Managed private tutoring sessions with employees and clients</w:t>
+      </w:r>
+    </w:p>
+    <w:p>
+      <w:pPr>
+        <w:pStyle w:val="ListParagraph"/>
+        <w:numPr>
+          <w:ilvl w:val="0"/>
+          <w:numId w:val="1"/>
+        </w:numPr>
+        <w:rPr>
+          <w:rFonts w:ascii="Calibri" w:hAnsi="Calibri" w:cs="Calibri"/>
+          <w:color w:val="000000" w:themeColor="text1"/>
+        </w:rPr>
+      </w:pPr>
+      <w:r>
+        <w:rPr>
+          <w:rFonts w:ascii="Calibri" w:hAnsi="Calibri" w:cs="Calibri"/>
+          <w:color w:val="000000" w:themeColor="text1"/>
+        </w:rPr>
+        <w:t xml:space="preserve">Managed financial transactions for the company &amp; the </w:t>
+      </w:r>
+      <w:proofErr w:type="spellStart"/>
+      <w:r>
+        <w:rPr>
+          <w:rFonts w:ascii="Calibri" w:hAnsi="Calibri" w:cs="Calibri"/>
+          <w:color w:val="000000" w:themeColor="text1"/>
+        </w:rPr>
+        <w:t>instituions</w:t>
+      </w:r>
+      <w:proofErr w:type="spellEnd"/>
+    </w:p>
+    <w:p>
+      <w:pPr>
+        <w:pStyle w:val="Heading3"/>
+        <w:rPr>
+          <w:rFonts w:ascii="Calibri" w:hAnsi="Calibri" w:cs="Calibri"/>
+          <w:color w:val="FFC000"/>
+        </w:rPr>
+      </w:pPr>
+      <w:r>
+        <w:rPr>
+          <w:rFonts w:ascii="Calibri" w:hAnsi="Calibri" w:cs="Calibri"/>
+          <w:color w:val="FFC000"/>
+        </w:rPr>
+        <w:t>E</w:t>
+      </w:r>
+      <w:r>
+        <w:rPr>
+          <w:rFonts w:ascii="Calibri" w:hAnsi="Calibri" w:cs="Calibri"/>
+          <w:color w:val="FFC000"/>
+        </w:rPr>
+        <w:t>DUCATIon</w:t>
+      </w:r>
+    </w:p>
+    <w:p>
+      <w:pPr>
+        <w:pStyle w:val="Heading4"/>
+        <w:rPr>
+          <w:rFonts w:ascii="Calibri" w:hAnsi="Calibri" w:cs="Calibri"/>
+          <w:color w:val="000000" w:themeColor="text1"/>
+        </w:rPr>
+      </w:pPr>
+      <w:r>
+        <w:rPr>
+          <w:rFonts w:ascii="Calibri" w:hAnsi="Calibri" w:cs="Calibri"/>
+          <w:color w:val="000000" w:themeColor="text1"/>
+        </w:rPr>
+        <w:t xml:space="preserve">Evergreen Valley High School </w:t>
+      </w:r>
+    </w:p>
+    <w:p>
+      <w:pPr>
+        <w:pStyle w:val="Heading5"/>
+        <w:rPr>
+          <w:rFonts w:ascii="Calibri" w:hAnsi="Calibri" w:cs="Calibri"/>
+        </w:rPr>
+      </w:pPr>
+      <w:r>
+        <w:rPr>
+          <w:rFonts w:ascii="Calibri" w:hAnsi="Calibri" w:cs="Calibri"/>
+        </w:rPr>
+        <w:t xml:space="preserve">August 2015 – may 2019 </w:t>
+      </w:r>
+    </w:p>
+    <w:p>
+      <w:pPr>
+        <w:pStyle w:val="ListParagraph"/>
+        <w:numPr>
+          <w:ilvl w:val="0"/>
+          <w:numId w:val="1"/>
+        </w:numPr>
+        <w:rPr>
+          <w:rFonts w:ascii="Calibri" w:hAnsi="Calibri" w:cs="Calibri"/>
+          <w:lang w:eastAsia="ja-JP"/>
+        </w:rPr>
+      </w:pPr>
+      <w:r>
+        <w:rPr>
+          <w:rFonts w:ascii="Calibri" w:hAnsi="Calibri" w:cs="Calibri"/>
+          <w:lang w:eastAsia="ja-JP"/>
+        </w:rPr>
+        <w:t>GPA: Unweighted: 3.8, Weighted: 4.0</w:t>
+      </w:r>
+    </w:p>
+    <w:p>
+      <w:pPr>
+        <w:pStyle w:val="ListParagraph"/>
+        <w:numPr>
+          <w:ilvl w:val="0"/>
+          <w:numId w:val="1"/>
+        </w:numPr>
+        <w:rPr>
+          <w:rFonts w:ascii="Calibri" w:hAnsi="Calibri" w:cs="Calibri"/>
+          <w:lang w:eastAsia="ja-JP"/>
+        </w:rPr>
+      </w:pPr>
+      <w:r>
+        <w:rPr>
+          <w:rFonts w:ascii="Calibri" w:hAnsi="Calibri" w:cs="Calibri"/>
+          <w:lang w:eastAsia="ja-JP"/>
+        </w:rPr>
+        <w:t>Coursework: AP Physics C: Mechanics, AP Computer Science A, AP Statistics, AP Calculus AB</w:t>
+      </w:r>
+    </w:p>
+    <w:p>
+      <w:pPr>
+        <w:pStyle w:val="ListParagraph"/>
+        <w:numPr>
+          <w:ilvl w:val="0"/>
+          <w:numId w:val="1"/>
+        </w:numPr>
+        <w:rPr>
+          <w:rFonts w:ascii="Calibri" w:hAnsi="Calibri" w:cs="Calibri"/>
+          <w:color w:val="000000" w:themeColor="text1"/>
+        </w:rPr>
+      </w:pPr>
+      <w:r>
+        <w:rPr>
+          <w:rFonts w:ascii="Calibri" w:hAnsi="Calibri" w:cs="Calibri"/>
+          <w:color w:val="000000" w:themeColor="text1"/>
+        </w:rPr>
+        <w:t>Awards: Magna Cum Laude, Golden State Diploma, Bilingual Certification in Vietnamese</w:t>
+      </w:r>
+    </w:p>
+    <w:p>
+      <w:pPr>
+        <w:pStyle w:val="ListParagraph"/>
+        <w:rPr>
+          <w:rFonts w:ascii="Calibri" w:hAnsi="Calibri" w:cs="Calibri"/>
+          <w:color w:val="000000" w:themeColor="text1"/>
+        </w:rPr>
+      </w:pPr>
+    </w:p>
+    <w:p>
+      <w:pPr>
+        <w:pStyle w:val="Heading3"/>
+        <w:rPr>
+          <w:rFonts w:ascii="Calibri" w:hAnsi="Calibri" w:cs="Calibri"/>
+          <w:color w:val="FFC000"/>
+        </w:rPr>
+      </w:pPr>
+      <w:r>
+        <w:rPr>
+          <w:rFonts w:ascii="Calibri" w:hAnsi="Calibri" w:cs="Calibri"/>
+          <w:color w:val="FFC000"/>
+        </w:rPr>
+        <w:t>ExtraCurricular Activities</w:t>
+      </w:r>
+    </w:p>
+    <w:p>
+      <w:pPr>
+        <w:pStyle w:val="Heading4"/>
+        <w:rPr>
+          <w:rFonts w:ascii="Calibri" w:hAnsi="Calibri" w:cs="Calibri"/>
+        </w:rPr>
+      </w:pPr>
+      <w:r>
+        <w:rPr>
+          <w:rFonts w:ascii="Calibri" w:hAnsi="Calibri" w:cs="Calibri"/>
+        </w:rPr>
+        <w:t>Boy Scouts of America</w:t>
+      </w:r>
+      <w:r>
+        <w:rPr>
+          <w:rFonts w:ascii="Calibri" w:hAnsi="Calibri" w:cs="Calibri"/>
+        </w:rPr>
+        <w:t xml:space="preserve"> (life Scout)</w:t>
+      </w:r>
+    </w:p>
+    <w:p>
+      <w:pPr>
+        <w:pStyle w:val="Heading5"/>
+        <w:rPr>
+          <w:rFonts w:ascii="Calibri" w:hAnsi="Calibri" w:cs="Calibri"/>
+        </w:rPr>
       </w:pPr>
       <w:bookmarkStart w:id="0" w:name="_GoBack"/>
       <w:bookmarkEnd w:id="0"/>
-      <w:r>
-        <w:t>Experience</w:t>
-      </w:r>
     </w:p>
     <w:p>
       <w:pPr>
         <w:pStyle w:val="Heading4"/>
-      </w:pPr>
-      <w:r>
-        <w:t>[COMPANY NAME, LOCATION]</w:t>
+        <w:rPr>
+          <w:rFonts w:ascii="Calibri" w:hAnsi="Calibri" w:cs="Calibri"/>
+        </w:rPr>
+      </w:pPr>
+      <w:r>
+        <w:rPr>
+          <w:rFonts w:ascii="Calibri" w:hAnsi="Calibri" w:cs="Calibri"/>
+        </w:rPr>
+        <w:t>Principal Euphonium of the Evergreen Valley High School Wind Ensemble</w:t>
       </w:r>
     </w:p>
     <w:p>
       <w:pPr>
         <w:pStyle w:val="Heading5"/>
-      </w:pPr>
-      <w:r>
-        <w:t>Dates [From]-[To]</w:t>
-      </w:r>
-    </w:p>
-    <w:p>
-      <w:r>
-        <w:t>[This is the place for a brief summary of your key responsibilities and accomplishments.]</w:t>
-      </w:r>
+        <w:rPr>
+          <w:rFonts w:ascii="Calibri" w:hAnsi="Calibri" w:cs="Calibri"/>
+        </w:rPr>
+      </w:pPr>
     </w:p>
     <w:p>
       <w:pPr>
         <w:pStyle w:val="Heading4"/>
-      </w:pPr>
-      <w:r>
-        <w:t>[COMPANY NAME, LOCATION]</w:t>
+        <w:rPr>
+          <w:rFonts w:ascii="Calibri" w:hAnsi="Calibri" w:cs="Calibri"/>
+        </w:rPr>
+      </w:pPr>
+      <w:r>
+        <w:rPr>
+          <w:rFonts w:ascii="Calibri" w:hAnsi="Calibri" w:cs="Calibri"/>
+        </w:rPr>
+        <w:t>3rd Chair Euphonium in the Santa Clara County Honor Band</w:t>
       </w:r>
     </w:p>
     <w:p>
       <w:pPr>
         <w:pStyle w:val="Heading5"/>
-      </w:pPr>
-      <w:r>
-        <w:t>Dates [From]-[To]</w:t>
-      </w:r>
-    </w:p>
-    <w:p>
-      <w:r>
-        <w:t>[</w:t>
-      </w:r>
-      <w:r>
-        <w:t>This is the place for a brief summary of your key responsibilities and accomplishments.</w:t>
-      </w:r>
-      <w:r>
-        <w:t>]</w:t>
-      </w:r>
-    </w:p>
-    <w:p>
-      <w:pPr>
-        <w:pStyle w:val="Heading3"/>
-      </w:pPr>
-      <w:r>
-        <w:t>Education</w:t>
-      </w:r>
+        <w:rPr>
+          <w:rFonts w:ascii="Calibri" w:hAnsi="Calibri" w:cs="Calibri"/>
+        </w:rPr>
+      </w:pPr>
     </w:p>
     <w:p>
       <w:pPr>
         <w:pStyle w:val="Heading4"/>
-      </w:pPr>
-      <w:r>
-        <w:t>[SCHOOL NAME, LOCATION, DEGREE]</w:t>
-      </w:r>
-    </w:p>
-    <w:p>
-      <w:r>
-        <w:t>[You might want to include your GPA here and a brief summary of relevant coursework, awards, and honors.]</w:t>
-      </w:r>
-    </w:p>
-    <w:p>
-      <w:pPr>
-        <w:pStyle w:val="Heading3"/>
-      </w:pPr>
-      <w:r>
-        <w:t>COMMUNICATION</w:t>
-      </w:r>
-    </w:p>
-    <w:p>
-      <w:r>
-        <w:t>[You delivered that big presentation to rave reviews. This is the place to showcase your skills.]</w:t>
-      </w:r>
-    </w:p>
-    <w:p>
-      <w:pPr>
-        <w:pStyle w:val="Heading3"/>
-      </w:pPr>
-      <w:r>
-        <w:t>LEADERSHIP</w:t>
-      </w:r>
-    </w:p>
-    <w:p>
-      <w:r>
-        <w:t>[Are you head of the condo board, or a team lead for your favorite charity? This is the perfect place to let everyone know.]</w:t>
-      </w:r>
-    </w:p>
-    <w:p>
-      <w:pPr>
-        <w:pStyle w:val="Heading3"/>
-      </w:pPr>
-      <w:r>
-        <w:t>[REFERENCES]</w:t>
-      </w:r>
+        <w:rPr>
+          <w:rFonts w:ascii="Calibri" w:hAnsi="Calibri" w:cs="Calibri"/>
+        </w:rPr>
+      </w:pPr>
+      <w:r>
+        <w:rPr>
+          <w:rFonts w:ascii="Calibri" w:hAnsi="Calibri" w:cs="Calibri"/>
+        </w:rPr>
+        <w:t>Euphonium player at Evergreen Valley Youth Orchestra</w:t>
+      </w:r>
+    </w:p>
+    <w:p>
+      <w:pPr>
+        <w:pStyle w:val="Heading5"/>
+        <w:rPr>
+          <w:rFonts w:ascii="Calibri" w:hAnsi="Calibri" w:cs="Calibri"/>
+        </w:rPr>
+      </w:pPr>
     </w:p>
     <w:p>
       <w:pPr>
         <w:pStyle w:val="Heading4"/>
-      </w:pPr>
-      <w:r>
-        <w:t>[REFERENCE NAME, COMPANY]</w:t>
+        <w:rPr>
+          <w:rFonts w:ascii="Calibri" w:hAnsi="Calibri" w:cs="Calibri"/>
+        </w:rPr>
+      </w:pPr>
+      <w:r>
+        <w:rPr>
+          <w:rFonts w:ascii="Calibri" w:hAnsi="Calibri" w:cs="Calibri"/>
+        </w:rPr>
+        <w:t>Teacher's Assistant at Most Holy Trinity Parish</w:t>
       </w:r>
     </w:p>
     <w:p>
       <w:pPr>
         <w:pStyle w:val="Heading5"/>
-      </w:pPr>
-      <w:r>
-        <w:t>[Contact Information]</w:t>
-      </w:r>
+        <w:rPr>
+          <w:rFonts w:ascii="Calibri" w:hAnsi="Calibri" w:cs="Calibri"/>
+        </w:rPr>
+      </w:pPr>
+    </w:p>
+    <w:p>
+      <w:pPr>
+        <w:rPr>
+          <w:rFonts w:ascii="Calibri" w:hAnsi="Calibri" w:cs="Calibri"/>
+          <w:lang w:eastAsia="ja-JP"/>
+        </w:rPr>
+      </w:pPr>
+    </w:p>
+    <w:p>
+      <w:pPr>
+        <w:rPr>
+          <w:rFonts w:ascii="Calibri" w:hAnsi="Calibri" w:cs="Calibri"/>
+          <w:color w:val="000000" w:themeColor="text1"/>
+        </w:rPr>
+      </w:pPr>
+    </w:p>
+    <w:p>
+      <w:pPr>
+        <w:rPr>
+          <w:rFonts w:ascii="Calibri" w:hAnsi="Calibri" w:cs="Calibri"/>
+          <w:color w:val="000000" w:themeColor="text1"/>
+        </w:rPr>
+      </w:pPr>
+    </w:p>
+    <w:p>
+      <w:pPr>
+        <w:pStyle w:val="Heading5"/>
+        <w:rPr>
+          <w:rFonts w:ascii="Calibri" w:hAnsi="Calibri" w:cs="Calibri"/>
+          <w:color w:val="000000" w:themeColor="text1"/>
+        </w:rPr>
+      </w:pPr>
     </w:p>
     <w:sectPr>
-      <w:headerReference w:type="even" r:id="rId6"/>
-      <w:headerReference w:type="default" r:id="rId7"/>
-      <w:footerReference w:type="even" r:id="rId8"/>
-      <w:footerReference w:type="default" r:id="rId9"/>
-      <w:headerReference w:type="first" r:id="rId10"/>
-      <w:footerReference w:type="first" r:id="rId11"/>
+      <w:headerReference w:type="even" r:id="rId14"/>
+      <w:headerReference w:type="default" r:id="rId15"/>
+      <w:footerReference w:type="even" r:id="rId16"/>
+      <w:footerReference w:type="default" r:id="rId17"/>
+      <w:headerReference w:type="first" r:id="rId18"/>
+      <w:footerReference w:type="first" r:id="rId19"/>
       <w:pgSz w:w="12240" w:h="15840"/>
       <w:pgMar w:top="1080" w:right="1080" w:bottom="1080" w:left="4867" w:header="576" w:footer="720" w:gutter="0"/>
       <w:cols w:space="720"/>
@@ -152,9 +843,6 @@
 <w:endnotes xmlns:wpc="http://schemas.microsoft.com/office/word/2010/wordprocessingCanvas" xmlns:cx="http://schemas.microsoft.com/office/drawing/2014/chartex" xmlns:cx1="http://schemas.microsoft.com/office/drawing/2015/9/8/chartex" xmlns:cx2="http://schemas.microsoft.com/office/drawing/2015/10/21/chartex" xmlns:cx3="http://schemas.microsoft.com/office/drawing/2016/5/9/chartex" xmlns:cx4="http://schemas.microsoft.com/office/drawing/2016/5/10/chartex" xmlns:cx5="http://schemas.microsoft.com/office/drawing/2016/5/11/chartex" xmlns:cx6="http://schemas.microsoft.com/office/drawing/2016/5/12/chartex" xmlns:cx7="http://schemas.microsoft.com/office/drawing/2016/5/13/chartex" xmlns:cx8="http://schemas.microsoft.com/office/drawing/2016/5/14/chartex" xmlns:mc="http://schemas.openxmlformats.org/markup-compatibility/2006" xmlns:aink="http://schemas.microsoft.com/office/drawing/2016/ink" xmlns:am3d="http://schemas.microsoft.com/office/drawing/2017/model3d" xmlns:o="urn:schemas-microsoft-com:office:office" xmlns:r="http://schemas.openxmlformats.org/officeDocument/2006/relationships" xmlns:m="http://schemas.openxmlformats.org/officeDocument/2006/math" xmlns:v="urn:schemas-microsoft-com:vml" xmlns:wp14="http://schemas.microsoft.com/office/word/2010/wordprocessingDrawing" xmlns:wp="http://schemas.openxmlformats.org/drawingml/2006/wordprocessingDrawing" xmlns:w10="urn:schemas-microsoft-com:office:word" xmlns:w="http://schemas.openxmlformats.org/wordprocessingml/2006/main" xmlns:w14="http://schemas.microsoft.com/office/word/2010/wordml" xmlns:w15="http://schemas.microsoft.com/office/word/2012/wordml" xmlns:w16cid="http://schemas.microsoft.com/office/word/2016/wordml/cid" xmlns:w16se="http://schemas.microsoft.com/office/word/2015/wordml/symex" xmlns:wpg="http://schemas.microsoft.com/office/word/2010/wordprocessingGroup" xmlns:wpi="http://schemas.microsoft.com/office/word/2010/wordprocessingInk" xmlns:wne="http://schemas.microsoft.com/office/word/2006/wordml" xmlns:wps="http://schemas.microsoft.com/office/word/2010/wordprocessingShape" mc:Ignorable="w14 w15 w16se w16cid wp14">
   <w:endnote w:type="separator" w:id="-1">
     <w:p>
-      <w:pPr>
-        <w:spacing w:after="0" w:line="240" w:lineRule="auto"/>
-      </w:pPr>
       <w:r>
         <w:separator/>
       </w:r>
@@ -162,9 +850,6 @@
   </w:endnote>
   <w:endnote w:type="continuationSeparator" w:id="0">
     <w:p>
-      <w:pPr>
-        <w:spacing w:after="0" w:line="240" w:lineRule="auto"/>
-      </w:pPr>
       <w:r>
         <w:continuationSeparator/>
       </w:r>
@@ -207,9 +892,6 @@
 <w:footnotes xmlns:wpc="http://schemas.microsoft.com/office/word/2010/wordprocessingCanvas" xmlns:cx="http://schemas.microsoft.com/office/drawing/2014/chartex" xmlns:cx1="http://schemas.microsoft.com/office/drawing/2015/9/8/chartex" xmlns:cx2="http://schemas.microsoft.com/office/drawing/2015/10/21/chartex" xmlns:cx3="http://schemas.microsoft.com/office/drawing/2016/5/9/chartex" xmlns:cx4="http://schemas.microsoft.com/office/drawing/2016/5/10/chartex" xmlns:cx5="http://schemas.microsoft.com/office/drawing/2016/5/11/chartex" xmlns:cx6="http://schemas.microsoft.com/office/drawing/2016/5/12/chartex" xmlns:cx7="http://schemas.microsoft.com/office/drawing/2016/5/13/chartex" xmlns:cx8="http://schemas.microsoft.com/office/drawing/2016/5/14/chartex" xmlns:mc="http://schemas.openxmlformats.org/markup-compatibility/2006" xmlns:aink="http://schemas.microsoft.com/office/drawing/2016/ink" xmlns:am3d="http://schemas.microsoft.com/office/drawing/2017/model3d" xmlns:o="urn:schemas-microsoft-com:office:office" xmlns:r="http://schemas.openxmlformats.org/officeDocument/2006/relationships" xmlns:m="http://schemas.openxmlformats.org/officeDocument/2006/math" xmlns:v="urn:schemas-microsoft-com:vml" xmlns:wp14="http://schemas.microsoft.com/office/word/2010/wordprocessingDrawing" xmlns:wp="http://schemas.openxmlformats.org/drawingml/2006/wordprocessingDrawing" xmlns:w10="urn:schemas-microsoft-com:office:word" xmlns:w="http://schemas.openxmlformats.org/wordprocessingml/2006/main" xmlns:w14="http://schemas.microsoft.com/office/word/2010/wordml" xmlns:w15="http://schemas.microsoft.com/office/word/2012/wordml" xmlns:w16cid="http://schemas.microsoft.com/office/word/2016/wordml/cid" xmlns:w16se="http://schemas.microsoft.com/office/word/2015/wordml/symex" xmlns:wpg="http://schemas.microsoft.com/office/word/2010/wordprocessingGroup" xmlns:wpi="http://schemas.microsoft.com/office/word/2010/wordprocessingInk" xmlns:wne="http://schemas.microsoft.com/office/word/2006/wordml" xmlns:wps="http://schemas.microsoft.com/office/word/2010/wordprocessingShape" mc:Ignorable="w14 w15 w16se w16cid wp14">
   <w:footnote w:type="separator" w:id="-1">
     <w:p>
-      <w:pPr>
-        <w:spacing w:after="0" w:line="240" w:lineRule="auto"/>
-      </w:pPr>
       <w:r>
         <w:separator/>
       </w:r>
@@ -217,9 +899,6 @@
   </w:footnote>
   <w:footnote w:type="continuationSeparator" w:id="0">
     <w:p>
-      <w:pPr>
-        <w:spacing w:after="0" w:line="240" w:lineRule="auto"/>
-      </w:pPr>
       <w:r>
         <w:continuationSeparator/>
       </w:r>
@@ -355,7 +1034,7 @@
                                 <w:tblDescription w:val="Layout table"/>
                               </w:tblPr>
                               <w:tblGrid>
-                                <w:gridCol w:w="3370"/>
+                                <w:gridCol w:w="3385"/>
                               </w:tblGrid>
                               <w:tr>
                                 <w:trPr>
@@ -402,7 +1081,7 @@
                   <v:stroke joinstyle="miter"/>
                   <v:path gradientshapeok="t" o:connecttype="rect"/>
                 </v:shapetype>
-                <v:shape id="Text Box 2" o:spid="_x0000_s1026" type="#_x0000_t202" alt="Sidebar text box" style="position:absolute;left:0;text-align:left;margin-left:0;margin-top:0;width:169.2pt;height:666pt;z-index:251659264;visibility:visible;mso-wrap-style:square;mso-width-percent:0;mso-height-percent:0;mso-left-percent:88;mso-wrap-distance-left:9pt;mso-wrap-distance-top:3.6pt;mso-wrap-distance-right:9pt;mso-wrap-distance-bottom:3.6pt;mso-position-horizontal-relative:page;mso-position-vertical:absolute;mso-position-vertical-relative:margin;mso-width-percent:0;mso-height-percent:0;mso-left-percent:88;mso-width-relative:margin;mso-height-relative:margin;v-text-anchor:top" o:gfxdata="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" filled="f" stroked="f">
+                <v:shape id="Text Box 2" o:spid="_x0000_s1026" type="#_x0000_t202" alt="Sidebar text box" style="position:absolute;left:0;text-align:left;margin-left:0;margin-top:0;width:169.2pt;height:666pt;z-index:251659264;visibility:visible;mso-wrap-style:square;mso-width-percent:0;mso-height-percent:0;mso-left-percent:88;mso-wrap-distance-left:9pt;mso-wrap-distance-top:3.6pt;mso-wrap-distance-right:9pt;mso-wrap-distance-bottom:3.6pt;mso-position-horizontal-relative:page;mso-position-vertical:absolute;mso-position-vertical-relative:margin;mso-width-percent:0;mso-height-percent:0;mso-left-percent:88;mso-width-relative:margin;mso-height-relative:margin;v-text-anchor:top" o:gfxdata="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" filled="f" stroked="f">
                   <v:textbox inset="0,0,0,0">
                     <w:txbxContent>
                       <w:tbl>
@@ -425,7 +1104,7 @@
                           <w:tblDescription w:val="Layout table"/>
                         </w:tblPr>
                         <w:tblGrid>
-                          <w:gridCol w:w="3370"/>
+                          <w:gridCol w:w="3385"/>
                         </w:tblGrid>
                         <w:tr>
                           <w:trPr>
@@ -686,7 +1365,7 @@
               <v:stroke joinstyle="miter"/>
               <v:path gradientshapeok="t" o:connecttype="rect"/>
             </v:shapetype>
-            <v:shape id="_x0000_s1027" type="#_x0000_t202" alt="Sidebar text box" style="position:absolute;left:0;text-align:left;margin-left:53.6pt;margin-top:-.6pt;width:169.2pt;height:666pt;z-index:251661312;visibility:visible;mso-wrap-style:square;mso-width-percent:0;mso-height-percent:0;mso-wrap-distance-left:9pt;mso-wrap-distance-top:3.6pt;mso-wrap-distance-right:9pt;mso-wrap-distance-bottom:3.6pt;mso-position-horizontal:absolute;mso-position-horizontal-relative:page;mso-position-vertical:absolute;mso-position-vertical-relative:margin;mso-width-percent:0;mso-height-percent:0;mso-width-relative:margin;mso-height-relative:margin;v-text-anchor:top" o:gfxdata="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" filled="f" stroked="f">
+            <v:shape id="_x0000_s1027" type="#_x0000_t202" alt="Sidebar text box" style="position:absolute;left:0;text-align:left;margin-left:53.6pt;margin-top:-.6pt;width:169.2pt;height:666pt;z-index:251661312;visibility:visible;mso-wrap-style:square;mso-width-percent:0;mso-height-percent:0;mso-wrap-distance-left:9pt;mso-wrap-distance-top:3.6pt;mso-wrap-distance-right:9pt;mso-wrap-distance-bottom:3.6pt;mso-position-horizontal:absolute;mso-position-horizontal-relative:page;mso-position-vertical:absolute;mso-position-vertical-relative:margin;mso-width-percent:0;mso-height-percent:0;mso-width-relative:margin;mso-height-relative:margin;v-text-anchor:top" o:gfxdata="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" filled="f" stroked="f">
               <v:textbox inset="0,0,0,0">
                 <w:txbxContent>
                   <w:p>
@@ -848,6 +1527,126 @@
 </w:hdr>
 </file>
 
+<file path=word/numbering.xml><?xml version="1.0" encoding="utf-8"?>
+<w:numbering xmlns:wpc="http://schemas.microsoft.com/office/word/2010/wordprocessingCanvas" xmlns:cx="http://schemas.microsoft.com/office/drawing/2014/chartex" xmlns:cx1="http://schemas.microsoft.com/office/drawing/2015/9/8/chartex" xmlns:cx2="http://schemas.microsoft.com/office/drawing/2015/10/21/chartex" xmlns:cx3="http://schemas.microsoft.com/office/drawing/2016/5/9/chartex" xmlns:cx4="http://schemas.microsoft.com/office/drawing/2016/5/10/chartex" xmlns:cx5="http://schemas.microsoft.com/office/drawing/2016/5/11/chartex" xmlns:cx6="http://schemas.microsoft.com/office/drawing/2016/5/12/chartex" xmlns:cx7="http://schemas.microsoft.com/office/drawing/2016/5/13/chartex" xmlns:cx8="http://schemas.microsoft.com/office/drawing/2016/5/14/chartex" xmlns:mc="http://schemas.openxmlformats.org/markup-compatibility/2006" xmlns:aink="http://schemas.microsoft.com/office/drawing/2016/ink" xmlns:am3d="http://schemas.microsoft.com/office/drawing/2017/model3d" xmlns:o="urn:schemas-microsoft-com:office:office" xmlns:r="http://schemas.openxmlformats.org/officeDocument/2006/relationships" xmlns:m="http://schemas.openxmlformats.org/officeDocument/2006/math" xmlns:v="urn:schemas-microsoft-com:vml" xmlns:wp14="http://schemas.microsoft.com/office/word/2010/wordprocessingDrawing" xmlns:wp="http://schemas.openxmlformats.org/drawingml/2006/wordprocessingDrawing" xmlns:w10="urn:schemas-microsoft-com:office:word" xmlns:w="http://schemas.openxmlformats.org/wordprocessingml/2006/main" xmlns:w14="http://schemas.microsoft.com/office/word/2010/wordml" xmlns:w15="http://schemas.microsoft.com/office/word/2012/wordml" xmlns:w16cid="http://schemas.microsoft.com/office/word/2016/wordml/cid" xmlns:w16se="http://schemas.microsoft.com/office/word/2015/wordml/symex" xmlns:wpg="http://schemas.microsoft.com/office/word/2010/wordprocessingGroup" xmlns:wpi="http://schemas.microsoft.com/office/word/2010/wordprocessingInk" xmlns:wne="http://schemas.microsoft.com/office/word/2006/wordml" xmlns:wps="http://schemas.microsoft.com/office/word/2010/wordprocessingShape" mc:Ignorable="w14 w15 w16se w16cid wp14">
+  <w:abstractNum w:abstractNumId="0" w15:restartNumberingAfterBreak="0">
+    <w:nsid w:val="4CF33B5C"/>
+    <w:multiLevelType w:val="hybridMultilevel"/>
+    <w:tmpl w:val="57608A80"/>
+    <w:lvl w:ilvl="0" w:tplc="16669088">
+      <w:numFmt w:val="bullet"/>
+      <w:lvlText w:val="-"/>
+      <w:lvlJc w:val="left"/>
+      <w:pPr>
+        <w:ind w:left="720" w:hanging="360"/>
+      </w:pPr>
+      <w:rPr>
+        <w:rFonts w:ascii="Calibri Light" w:eastAsiaTheme="minorHAnsi" w:hAnsi="Calibri Light" w:cs="Calibri Light" w:hint="default"/>
+      </w:rPr>
+    </w:lvl>
+    <w:lvl w:ilvl="1" w:tplc="04090003" w:tentative="1">
+      <w:start w:val="1"/>
+      <w:numFmt w:val="bullet"/>
+      <w:lvlText w:val="o"/>
+      <w:lvlJc w:val="left"/>
+      <w:pPr>
+        <w:ind w:left="1440" w:hanging="360"/>
+      </w:pPr>
+      <w:rPr>
+        <w:rFonts w:ascii="Courier New" w:hAnsi="Courier New" w:cs="Courier New" w:hint="default"/>
+      </w:rPr>
+    </w:lvl>
+    <w:lvl w:ilvl="2" w:tplc="04090005" w:tentative="1">
+      <w:start w:val="1"/>
+      <w:numFmt w:val="bullet"/>
+      <w:lvlText w:val=""/>
+      <w:lvlJc w:val="left"/>
+      <w:pPr>
+        <w:ind w:left="2160" w:hanging="360"/>
+      </w:pPr>
+      <w:rPr>
+        <w:rFonts w:ascii="Wingdings" w:hAnsi="Wingdings" w:hint="default"/>
+      </w:rPr>
+    </w:lvl>
+    <w:lvl w:ilvl="3" w:tplc="04090001" w:tentative="1">
+      <w:start w:val="1"/>
+      <w:numFmt w:val="bullet"/>
+      <w:lvlText w:val=""/>
+      <w:lvlJc w:val="left"/>
+      <w:pPr>
+        <w:ind w:left="2880" w:hanging="360"/>
+      </w:pPr>
+      <w:rPr>
+        <w:rFonts w:ascii="Symbol" w:hAnsi="Symbol" w:hint="default"/>
+      </w:rPr>
+    </w:lvl>
+    <w:lvl w:ilvl="4" w:tplc="04090003" w:tentative="1">
+      <w:start w:val="1"/>
+      <w:numFmt w:val="bullet"/>
+      <w:lvlText w:val="o"/>
+      <w:lvlJc w:val="left"/>
+      <w:pPr>
+        <w:ind w:left="3600" w:hanging="360"/>
+      </w:pPr>
+      <w:rPr>
+        <w:rFonts w:ascii="Courier New" w:hAnsi="Courier New" w:cs="Courier New" w:hint="default"/>
+      </w:rPr>
+    </w:lvl>
+    <w:lvl w:ilvl="5" w:tplc="04090005" w:tentative="1">
+      <w:start w:val="1"/>
+      <w:numFmt w:val="bullet"/>
+      <w:lvlText w:val=""/>
+      <w:lvlJc w:val="left"/>
+      <w:pPr>
+        <w:ind w:left="4320" w:hanging="360"/>
+      </w:pPr>
+      <w:rPr>
+        <w:rFonts w:ascii="Wingdings" w:hAnsi="Wingdings" w:hint="default"/>
+      </w:rPr>
+    </w:lvl>
+    <w:lvl w:ilvl="6" w:tplc="04090001" w:tentative="1">
+      <w:start w:val="1"/>
+      <w:numFmt w:val="bullet"/>
+      <w:lvlText w:val=""/>
+      <w:lvlJc w:val="left"/>
+      <w:pPr>
+        <w:ind w:left="5040" w:hanging="360"/>
+      </w:pPr>
+      <w:rPr>
+        <w:rFonts w:ascii="Symbol" w:hAnsi="Symbol" w:hint="default"/>
+      </w:rPr>
+    </w:lvl>
+    <w:lvl w:ilvl="7" w:tplc="04090003" w:tentative="1">
+      <w:start w:val="1"/>
+      <w:numFmt w:val="bullet"/>
+      <w:lvlText w:val="o"/>
+      <w:lvlJc w:val="left"/>
+      <w:pPr>
+        <w:ind w:left="5760" w:hanging="360"/>
+      </w:pPr>
+      <w:rPr>
+        <w:rFonts w:ascii="Courier New" w:hAnsi="Courier New" w:cs="Courier New" w:hint="default"/>
+      </w:rPr>
+    </w:lvl>
+    <w:lvl w:ilvl="8" w:tplc="04090005" w:tentative="1">
+      <w:start w:val="1"/>
+      <w:numFmt w:val="bullet"/>
+      <w:lvlText w:val=""/>
+      <w:lvlJc w:val="left"/>
+      <w:pPr>
+        <w:ind w:left="6480" w:hanging="360"/>
+      </w:pPr>
+      <w:rPr>
+        <w:rFonts w:ascii="Wingdings" w:hAnsi="Wingdings" w:hint="default"/>
+      </w:rPr>
+    </w:lvl>
+  </w:abstractNum>
+  <w:num w:numId="1">
+    <w:abstractNumId w:val="0"/>
+  </w:num>
+</w:numbering>
+</file>
+
 <file path=word/styles.xml><?xml version="1.0" encoding="utf-8"?>
 <w:styles xmlns:mc="http://schemas.openxmlformats.org/markup-compatibility/2006" xmlns:r="http://schemas.openxmlformats.org/officeDocument/2006/relationships" xmlns:w="http://schemas.openxmlformats.org/wordprocessingml/2006/main" xmlns:w14="http://schemas.microsoft.com/office/word/2010/wordml" xmlns:w15="http://schemas.microsoft.com/office/word/2012/wordml" xmlns:w16cid="http://schemas.microsoft.com/office/word/2016/wordml/cid" xmlns:w16se="http://schemas.microsoft.com/office/word/2015/wordml/symex" mc:Ignorable="w14 w15 w16se w16cid">
   <w:docDefaults>
@@ -865,7 +1664,7 @@
       </w:pPr>
     </w:pPrDefault>
   </w:docDefaults>
-  <w:latentStyles w:defLockedState="0" w:defUIPriority="99" w:defSemiHidden="0" w:defUnhideWhenUsed="0" w:defQFormat="0" w:count="375">
+  <w:latentStyles w:defLockedState="0" w:defUIPriority="99" w:defSemiHidden="0" w:defUnhideWhenUsed="0" w:defQFormat="0" w:count="376">
     <w:lsdException w:name="Normal" w:uiPriority="0" w:qFormat="1"/>
     <w:lsdException w:name="heading 1" w:uiPriority="9" w:qFormat="1"/>
     <w:lsdException w:name="heading 2" w:semiHidden="1" w:uiPriority="9" w:unhideWhenUsed="1" w:qFormat="1"/>
@@ -971,7 +1770,6 @@
     <w:lsdException w:name="HTML Sample" w:semiHidden="1" w:unhideWhenUsed="1"/>
     <w:lsdException w:name="HTML Typewriter" w:semiHidden="1" w:unhideWhenUsed="1"/>
     <w:lsdException w:name="HTML Variable" w:semiHidden="1" w:unhideWhenUsed="1"/>
-    <w:lsdException w:name="Normal Table" w:semiHidden="1" w:unhideWhenUsed="1"/>
     <w:lsdException w:name="annotation subject" w:semiHidden="1" w:unhideWhenUsed="1"/>
     <w:lsdException w:name="No List" w:semiHidden="1" w:unhideWhenUsed="1"/>
     <w:lsdException w:name="Outline List 1" w:semiHidden="1" w:unhideWhenUsed="1"/>
@@ -1018,10 +1816,8 @@
     <w:lsdException w:name="Table Subtle 2" w:semiHidden="1" w:unhideWhenUsed="1"/>
     <w:lsdException w:name="Table Web 1" w:semiHidden="1" w:unhideWhenUsed="1"/>
     <w:lsdException w:name="Table Web 2" w:semiHidden="1" w:unhideWhenUsed="1"/>
-    <w:lsdException w:name="Table Web 3" w:semiHidden="1" w:unhideWhenUsed="1"/>
     <w:lsdException w:name="Balloon Text" w:semiHidden="1" w:unhideWhenUsed="1"/>
     <w:lsdException w:name="Table Grid" w:uiPriority="39"/>
-    <w:lsdException w:name="Table Theme" w:semiHidden="1" w:unhideWhenUsed="1"/>
     <w:lsdException w:name="Placeholder Text" w:semiHidden="1"/>
     <w:lsdException w:name="No Spacing" w:semiHidden="1" w:uiPriority="1" w:unhideWhenUsed="1" w:qFormat="1"/>
     <w:lsdException w:name="Light Shading" w:uiPriority="60"/>
@@ -1241,11 +2037,18 @@
     <w:lsdException w:name="Smart Hyperlink" w:semiHidden="1" w:unhideWhenUsed="1"/>
     <w:lsdException w:name="Hashtag" w:semiHidden="1" w:unhideWhenUsed="1"/>
     <w:lsdException w:name="Unresolved Mention" w:semiHidden="1" w:unhideWhenUsed="1"/>
+    <w:lsdException w:name="Smart Link" w:semiHidden="1" w:unhideWhenUsed="1"/>
   </w:latentStyles>
   <w:style w:type="paragraph" w:default="1" w:styleId="Normal">
     <w:name w:val="Normal"/>
     <w:qFormat/>
-    <w:rsid w:val="00157B6F"/>
+    <w:rsid w:val="00CD2AB4"/>
+    <w:pPr>
+      <w:spacing w:after="0" w:line="240" w:lineRule="auto"/>
+    </w:pPr>
+    <w:rPr>
+      <w:rFonts w:ascii="Times New Roman" w:eastAsia="Times New Roman" w:hAnsi="Times New Roman" w:cs="Times New Roman"/>
+    </w:rPr>
   </w:style>
   <w:style w:type="paragraph" w:styleId="Heading1">
     <w:name w:val="heading 1"/>
@@ -1261,7 +2064,7 @@
       <w:pBdr>
         <w:top w:val="single" w:sz="4" w:space="6" w:color="864A04" w:themeColor="accent1" w:themeShade="80"/>
       </w:pBdr>
-      <w:spacing w:before="120" w:after="0" w:line="240" w:lineRule="auto"/>
+      <w:spacing w:before="120"/>
       <w:contextualSpacing/>
       <w:outlineLvl w:val="0"/>
     </w:pPr>
@@ -1285,7 +2088,7 @@
     <w:pPr>
       <w:keepNext/>
       <w:keepLines/>
-      <w:spacing w:before="480" w:after="0" w:line="240" w:lineRule="auto"/>
+      <w:spacing w:before="480"/>
       <w:contextualSpacing/>
       <w:outlineLvl w:val="1"/>
     </w:pPr>
@@ -1310,7 +2113,6 @@
     <w:pPr>
       <w:keepNext/>
       <w:keepLines/>
-      <w:spacing w:after="0" w:line="240" w:lineRule="auto"/>
       <w:contextualSpacing/>
       <w:outlineLvl w:val="2"/>
     </w:pPr>
@@ -1334,7 +2136,7 @@
     <w:pPr>
       <w:keepNext/>
       <w:keepLines/>
-      <w:spacing w:before="120" w:after="0" w:line="240" w:lineRule="auto"/>
+      <w:spacing w:before="120"/>
       <w:contextualSpacing/>
       <w:outlineLvl w:val="3"/>
     </w:pPr>
@@ -1359,7 +2161,6 @@
     <w:pPr>
       <w:keepNext/>
       <w:keepLines/>
-      <w:spacing w:after="0" w:line="240" w:lineRule="auto"/>
       <w:outlineLvl w:val="4"/>
     </w:pPr>
     <w:rPr>
@@ -1372,7 +2173,6 @@
   <w:style w:type="character" w:default="1" w:styleId="DefaultParagraphFont">
     <w:name w:val="Default Paragraph Font"/>
     <w:uiPriority w:val="1"/>
-    <w:semiHidden/>
     <w:unhideWhenUsed/>
   </w:style>
   <w:style w:type="table" w:default="1" w:styleId="TableNormal">
@@ -1476,7 +2276,6 @@
     <w:unhideWhenUsed/>
     <w:rsid w:val="00187B92"/>
     <w:pPr>
-      <w:spacing w:after="0" w:line="240" w:lineRule="auto"/>
       <w:ind w:left="-3787"/>
     </w:pPr>
     <w:rPr>
@@ -1555,7 +2354,7 @@
     <w:qFormat/>
     <w:rsid w:val="00D70063"/>
     <w:pPr>
-      <w:spacing w:before="60" w:after="0" w:line="240" w:lineRule="auto"/>
+      <w:spacing w:before="60"/>
       <w:contextualSpacing/>
     </w:pPr>
     <w:rPr>
@@ -1594,7 +2393,6 @@
         <w:top w:val="single" w:sz="18" w:space="2" w:color="864A04" w:themeColor="accent1" w:themeShade="80"/>
         <w:bottom w:val="single" w:sz="18" w:space="2" w:color="864A04" w:themeColor="accent1" w:themeShade="80"/>
       </w:pBdr>
-      <w:spacing w:after="0" w:line="240" w:lineRule="auto"/>
       <w:jc w:val="center"/>
     </w:pPr>
     <w:rPr>
@@ -1613,7 +2411,7 @@
       <w:numPr>
         <w:ilvl w:val="1"/>
       </w:numPr>
-      <w:spacing w:after="640" w:line="240" w:lineRule="auto"/>
+      <w:spacing w:after="640"/>
       <w:contextualSpacing/>
     </w:pPr>
     <w:rPr>
@@ -1643,9 +2441,6 @@
     <w:uiPriority w:val="99"/>
     <w:unhideWhenUsed/>
     <w:rsid w:val="00187B92"/>
-    <w:pPr>
-      <w:spacing w:after="0" w:line="240" w:lineRule="auto"/>
-    </w:pPr>
     <w:rPr>
       <w:rFonts w:eastAsiaTheme="minorEastAsia"/>
       <w:lang w:eastAsia="ja-JP"/>
@@ -1672,712 +2467,54 @@
       <w:color w:val="808080"/>
     </w:rPr>
   </w:style>
-</w:styles>
-</file>
-
-<file path=word/glossary/document.xml><?xml version="1.0" encoding="utf-8"?>
-<w:glossaryDocument xmlns:wpc="http://schemas.microsoft.com/office/word/2010/wordprocessingCanvas" xmlns:cx="http://schemas.microsoft.com/office/drawing/2014/chartex" xmlns:cx1="http://schemas.microsoft.com/office/drawing/2015/9/8/chartex" xmlns:cx2="http://schemas.microsoft.com/office/drawing/2015/10/21/chartex" xmlns:cx3="http://schemas.microsoft.com/office/drawing/2016/5/9/chartex" xmlns:cx4="http://schemas.microsoft.com/office/drawing/2016/5/10/chartex" xmlns:cx5="http://schemas.microsoft.com/office/drawing/2016/5/11/chartex" xmlns:cx6="http://schemas.microsoft.com/office/drawing/2016/5/12/chartex" xmlns:cx7="http://schemas.microsoft.com/office/drawing/2016/5/13/chartex" xmlns:cx8="http://schemas.microsoft.com/office/drawing/2016/5/14/chartex" xmlns:mc="http://schemas.openxmlformats.org/markup-compatibility/2006" xmlns:aink="http://schemas.microsoft.com/office/drawing/2016/ink" xmlns:am3d="http://schemas.microsoft.com/office/drawing/2017/model3d" xmlns:o="urn:schemas-microsoft-com:office:office" xmlns:r="http://schemas.openxmlformats.org/officeDocument/2006/relationships" xmlns:m="http://schemas.openxmlformats.org/officeDocument/2006/math" xmlns:v="urn:schemas-microsoft-com:vml" xmlns:wp14="http://schemas.microsoft.com/office/word/2010/wordprocessingDrawing" xmlns:wp="http://schemas.openxmlformats.org/drawingml/2006/wordprocessingDrawing" xmlns:w10="urn:schemas-microsoft-com:office:word" xmlns:w="http://schemas.openxmlformats.org/wordprocessingml/2006/main" xmlns:w14="http://schemas.microsoft.com/office/word/2010/wordml" xmlns:w15="http://schemas.microsoft.com/office/word/2012/wordml" xmlns:w16cid="http://schemas.microsoft.com/office/word/2016/wordml/cid" xmlns:w16se="http://schemas.microsoft.com/office/word/2015/wordml/symex" xmlns:wpg="http://schemas.microsoft.com/office/word/2010/wordprocessingGroup" xmlns:wpi="http://schemas.microsoft.com/office/word/2010/wordprocessingInk" xmlns:wne="http://schemas.microsoft.com/office/word/2006/wordml" xmlns:wps="http://schemas.microsoft.com/office/word/2010/wordprocessingShape" mc:Ignorable="w14 w15 w16se w16cid wp14"/>
-</file>
-
-<file path=word/glossary/fontTable.xml><?xml version="1.0" encoding="utf-8"?>
-<w:fonts xmlns:mc="http://schemas.openxmlformats.org/markup-compatibility/2006" xmlns:r="http://schemas.openxmlformats.org/officeDocument/2006/relationships" xmlns:w="http://schemas.openxmlformats.org/wordprocessingml/2006/main" xmlns:w14="http://schemas.microsoft.com/office/word/2010/wordml" xmlns:w15="http://schemas.microsoft.com/office/word/2012/wordml" xmlns:w16cid="http://schemas.microsoft.com/office/word/2016/wordml/cid" xmlns:w16se="http://schemas.microsoft.com/office/word/2015/wordml/symex" mc:Ignorable="w14 w15 w16se w16cid">
-  <w:font w:name="Calibri Light">
-    <w:panose1 w:val="020F0302020204030204"/>
-    <w:charset w:val="00"/>
-    <w:family w:val="swiss"/>
-    <w:pitch w:val="variable"/>
-    <w:sig w:usb0="E0002AFF" w:usb1="C000247B" w:usb2="00000009" w:usb3="00000000" w:csb0="000001FF" w:csb1="00000000"/>
-  </w:font>
-  <w:font w:name="Times New Roman">
-    <w:panose1 w:val="02020603050405020304"/>
-    <w:charset w:val="00"/>
-    <w:family w:val="roman"/>
-    <w:pitch w:val="variable"/>
-    <w:sig w:usb0="E0002EFF" w:usb1="C000785B" w:usb2="00000009" w:usb3="00000000" w:csb0="000001FF" w:csb1="00000000"/>
-  </w:font>
-  <w:font w:name="Calibri">
-    <w:panose1 w:val="020F0502020204030204"/>
-    <w:charset w:val="00"/>
-    <w:family w:val="swiss"/>
-    <w:pitch w:val="variable"/>
-    <w:sig w:usb0="E0002AFF" w:usb1="C000247B" w:usb2="00000009" w:usb3="00000000" w:csb0="000001FF" w:csb1="00000000"/>
-  </w:font>
-</w:fonts>
-</file>
-
-<file path=word/glossary/settings.xml><?xml version="1.0" encoding="utf-8"?>
-<w:settings xmlns:mc="http://schemas.openxmlformats.org/markup-compatibility/2006" xmlns:o="urn:schemas-microsoft-com:office:office" xmlns:r="http://schemas.openxmlformats.org/officeDocument/2006/relationships" xmlns:m="http://schemas.openxmlformats.org/officeDocument/2006/math" xmlns:v="urn:schemas-microsoft-com:vml" xmlns:w10="urn:schemas-microsoft-com:office:word" xmlns:w="http://schemas.openxmlformats.org/wordprocessingml/2006/main" xmlns:w14="http://schemas.microsoft.com/office/word/2010/wordml" xmlns:w15="http://schemas.microsoft.com/office/word/2012/wordml" xmlns:w16cid="http://schemas.microsoft.com/office/word/2016/wordml/cid" xmlns:w16se="http://schemas.microsoft.com/office/word/2015/wordml/symex" xmlns:sl="http://schemas.openxmlformats.org/schemaLibrary/2006/main" mc:Ignorable="w14 w15 w16se w16cid">
-  <w:view w:val="normal"/>
-  <w:defaultTabStop w:val="720"/>
-  <w:characterSpacingControl w:val="doNotCompress"/>
-  <w:compat>
-    <w:useFELayout/>
-    <w:compatSetting w:name="compatibilityMode" w:uri="http://schemas.microsoft.com/office/word" w:val="15"/>
-    <w:compatSetting w:name="overrideTableStyleFontSizeAndJustification" w:uri="http://schemas.microsoft.com/office/word" w:val="1"/>
-    <w:compatSetting w:name="enableOpenTypeFeatures" w:uri="http://schemas.microsoft.com/office/word" w:val="1"/>
-    <w:compatSetting w:name="doNotFlipMirrorIndents" w:uri="http://schemas.microsoft.com/office/word" w:val="1"/>
-    <w:compatSetting w:name="differentiateMultirowTableHeaders" w:uri="http://schemas.microsoft.com/office/word" w:val="1"/>
-    <w:compatSetting w:name="useWord2013TrackBottomHyphenation" w:uri="http://schemas.microsoft.com/office/word" w:val="1"/>
-  </w:compat>
-  <w:rsids>
-    <w:rsidRoot w:val="00427F7C"/>
-    <w:rsid w:val="00160FEB"/>
-    <w:rsid w:val="00237850"/>
-    <w:rsid w:val="00427F7C"/>
-    <w:rsid w:val="007D258E"/>
-    <w:rsid w:val="00C568EA"/>
-    <w:rsid w:val="00E46D35"/>
-  </w:rsids>
-  <m:mathPr>
-    <m:mathFont m:val="Cambria Math"/>
-    <m:brkBin m:val="before"/>
-    <m:brkBinSub m:val="--"/>
-    <m:smallFrac m:val="0"/>
-    <m:dispDef/>
-    <m:lMargin m:val="0"/>
-    <m:rMargin m:val="0"/>
-    <m:defJc m:val="centerGroup"/>
-    <m:wrapIndent m:val="1440"/>
-    <m:intLim m:val="subSup"/>
-    <m:naryLim m:val="undOvr"/>
-  </m:mathPr>
-  <w:themeFontLang w:val="en-US"/>
-  <w:clrSchemeMapping w:bg1="light1" w:t1="dark1" w:bg2="light2" w:t2="dark2" w:accent1="accent1" w:accent2="accent2" w:accent3="accent3" w:accent4="accent4" w:accent5="accent5" w:accent6="accent6" w:hyperlink="hyperlink" w:followedHyperlink="followedHyperlink"/>
-  <w:decimalSymbol w:val="."/>
-  <w:listSeparator w:val=","/>
-  <w15:chartTrackingRefBased/>
-</w:settings>
-</file>
-
-<file path=word/glossary/styles.xml><?xml version="1.0" encoding="utf-8"?>
-<w:styles xmlns:mc="http://schemas.openxmlformats.org/markup-compatibility/2006" xmlns:r="http://schemas.openxmlformats.org/officeDocument/2006/relationships" xmlns:w="http://schemas.openxmlformats.org/wordprocessingml/2006/main" xmlns:w14="http://schemas.microsoft.com/office/word/2010/wordml" xmlns:w15="http://schemas.microsoft.com/office/word/2012/wordml" xmlns:w16cid="http://schemas.microsoft.com/office/word/2016/wordml/cid" xmlns:w16se="http://schemas.microsoft.com/office/word/2015/wordml/symex" mc:Ignorable="w14 w15 w16se w16cid">
-  <w:docDefaults>
-    <w:rPrDefault>
-      <w:rPr>
-        <w:rFonts w:asciiTheme="minorHAnsi" w:eastAsiaTheme="minorEastAsia" w:hAnsiTheme="minorHAnsi" w:cstheme="minorBidi"/>
-        <w:sz w:val="22"/>
-        <w:szCs w:val="22"/>
-        <w:lang w:val="en-US" w:eastAsia="en-US" w:bidi="ar-SA"/>
-      </w:rPr>
-    </w:rPrDefault>
-    <w:pPrDefault>
-      <w:pPr>
-        <w:spacing w:after="160" w:line="259" w:lineRule="auto"/>
-      </w:pPr>
-    </w:pPrDefault>
-  </w:docDefaults>
-  <w:latentStyles w:defLockedState="0" w:defUIPriority="99" w:defSemiHidden="0" w:defUnhideWhenUsed="0" w:defQFormat="0" w:count="375">
-    <w:lsdException w:name="Normal" w:uiPriority="0" w:qFormat="1"/>
-    <w:lsdException w:name="heading 1" w:uiPriority="9" w:qFormat="1"/>
-    <w:lsdException w:name="heading 2" w:semiHidden="1" w:uiPriority="9" w:unhideWhenUsed="1" w:qFormat="1"/>
-    <w:lsdException w:name="heading 3" w:semiHidden="1" w:uiPriority="9" w:unhideWhenUsed="1" w:qFormat="1"/>
-    <w:lsdException w:name="heading 4" w:semiHidden="1" w:uiPriority="9" w:unhideWhenUsed="1" w:qFormat="1"/>
-    <w:lsdException w:name="heading 5" w:semiHidden="1" w:uiPriority="9" w:unhideWhenUsed="1" w:qFormat="1"/>
-    <w:lsdException w:name="heading 6" w:semiHidden="1" w:uiPriority="9" w:unhideWhenUsed="1" w:qFormat="1"/>
-    <w:lsdException w:name="heading 7" w:semiHidden="1" w:uiPriority="9" w:unhideWhenUsed="1" w:qFormat="1"/>
-    <w:lsdException w:name="heading 8" w:semiHidden="1" w:uiPriority="9" w:unhideWhenUsed="1" w:qFormat="1"/>
-    <w:lsdException w:name="heading 9" w:semiHidden="1" w:uiPriority="9" w:unhideWhenUsed="1" w:qFormat="1"/>
-    <w:lsdException w:name="index 1" w:semiHidden="1" w:unhideWhenUsed="1"/>
-    <w:lsdException w:name="index 2" w:semiHidden="1" w:unhideWhenUsed="1"/>
-    <w:lsdException w:name="index 3" w:semiHidden="1" w:unhideWhenUsed="1"/>
-    <w:lsdException w:name="index 4" w:semiHidden="1" w:unhideWhenUsed="1"/>
-    <w:lsdException w:name="index 5" w:semiHidden="1" w:unhideWhenUsed="1"/>
-    <w:lsdException w:name="index 6" w:semiHidden="1" w:unhideWhenUsed="1"/>
-    <w:lsdException w:name="index 7" w:semiHidden="1" w:unhideWhenUsed="1"/>
-    <w:lsdException w:name="index 8" w:semiHidden="1" w:unhideWhenUsed="1"/>
-    <w:lsdException w:name="index 9" w:semiHidden="1" w:unhideWhenUsed="1"/>
-    <w:lsdException w:name="toc 1" w:semiHidden="1" w:uiPriority="39" w:unhideWhenUsed="1"/>
-    <w:lsdException w:name="toc 2" w:semiHidden="1" w:uiPriority="39" w:unhideWhenUsed="1"/>
-    <w:lsdException w:name="toc 3" w:semiHidden="1" w:uiPriority="39" w:unhideWhenUsed="1"/>
-    <w:lsdException w:name="toc 4" w:semiHidden="1" w:uiPriority="39" w:unhideWhenUsed="1"/>
-    <w:lsdException w:name="toc 5" w:semiHidden="1" w:uiPriority="39" w:unhideWhenUsed="1"/>
-    <w:lsdException w:name="toc 6" w:semiHidden="1" w:uiPriority="39" w:unhideWhenUsed="1"/>
-    <w:lsdException w:name="toc 7" w:semiHidden="1" w:uiPriority="39" w:unhideWhenUsed="1"/>
-    <w:lsdException w:name="toc 8" w:semiHidden="1" w:uiPriority="39" w:unhideWhenUsed="1"/>
-    <w:lsdException w:name="toc 9" w:semiHidden="1" w:uiPriority="39" w:unhideWhenUsed="1"/>
-    <w:lsdException w:name="Normal Indent" w:semiHidden="1" w:unhideWhenUsed="1"/>
-    <w:lsdException w:name="footnote text" w:semiHidden="1" w:unhideWhenUsed="1"/>
-    <w:lsdException w:name="annotation text" w:semiHidden="1" w:unhideWhenUsed="1"/>
-    <w:lsdException w:name="header" w:semiHidden="1" w:unhideWhenUsed="1"/>
-    <w:lsdException w:name="footer" w:semiHidden="1" w:unhideWhenUsed="1"/>
-    <w:lsdException w:name="index heading" w:semiHidden="1" w:unhideWhenUsed="1"/>
-    <w:lsdException w:name="caption" w:semiHidden="1" w:uiPriority="35" w:unhideWhenUsed="1" w:qFormat="1"/>
-    <w:lsdException w:name="table of figures" w:semiHidden="1" w:unhideWhenUsed="1"/>
-    <w:lsdException w:name="envelope address" w:semiHidden="1" w:unhideWhenUsed="1"/>
-    <w:lsdException w:name="envelope return" w:semiHidden="1" w:unhideWhenUsed="1"/>
-    <w:lsdException w:name="footnote reference" w:semiHidden="1" w:unhideWhenUsed="1"/>
-    <w:lsdException w:name="annotation reference" w:semiHidden="1" w:unhideWhenUsed="1"/>
-    <w:lsdException w:name="line number" w:semiHidden="1" w:unhideWhenUsed="1"/>
-    <w:lsdException w:name="page number" w:semiHidden="1" w:unhideWhenUsed="1"/>
-    <w:lsdException w:name="endnote reference" w:semiHidden="1" w:unhideWhenUsed="1"/>
-    <w:lsdException w:name="endnote text" w:semiHidden="1" w:unhideWhenUsed="1"/>
-    <w:lsdException w:name="table of authorities" w:semiHidden="1" w:unhideWhenUsed="1"/>
-    <w:lsdException w:name="macro" w:semiHidden="1" w:unhideWhenUsed="1"/>
-    <w:lsdException w:name="toa heading" w:semiHidden="1" w:unhideWhenUsed="1"/>
-    <w:lsdException w:name="List" w:semiHidden="1" w:unhideWhenUsed="1"/>
-    <w:lsdException w:name="List Bullet" w:semiHidden="1" w:unhideWhenUsed="1"/>
-    <w:lsdException w:name="List Number" w:semiHidden="1" w:unhideWhenUsed="1"/>
-    <w:lsdException w:name="List 2" w:semiHidden="1" w:unhideWhenUsed="1"/>
-    <w:lsdException w:name="List 3" w:semiHidden="1" w:unhideWhenUsed="1"/>
-    <w:lsdException w:name="List 4" w:semiHidden="1" w:unhideWhenUsed="1"/>
-    <w:lsdException w:name="List 5" w:semiHidden="1" w:unhideWhenUsed="1"/>
-    <w:lsdException w:name="List Bullet 2" w:semiHidden="1" w:unhideWhenUsed="1"/>
-    <w:lsdException w:name="List Bullet 3" w:semiHidden="1" w:unhideWhenUsed="1"/>
-    <w:lsdException w:name="List Bullet 4" w:semiHidden="1" w:unhideWhenUsed="1"/>
-    <w:lsdException w:name="List Bullet 5" w:semiHidden="1" w:unhideWhenUsed="1"/>
-    <w:lsdException w:name="List Number 2" w:semiHidden="1" w:unhideWhenUsed="1"/>
-    <w:lsdException w:name="List Number 3" w:semiHidden="1" w:unhideWhenUsed="1"/>
-    <w:lsdException w:name="List Number 4" w:semiHidden="1" w:unhideWhenUsed="1"/>
-    <w:lsdException w:name="List Number 5" w:semiHidden="1" w:unhideWhenUsed="1"/>
-    <w:lsdException w:name="Title" w:uiPriority="10" w:qFormat="1"/>
-    <w:lsdException w:name="Closing" w:semiHidden="1" w:unhideWhenUsed="1"/>
-    <w:lsdException w:name="Signature" w:semiHidden="1" w:unhideWhenUsed="1"/>
-    <w:lsdException w:name="Default Paragraph Font" w:semiHidden="1" w:uiPriority="1" w:unhideWhenUsed="1"/>
-    <w:lsdException w:name="Body Text" w:semiHidden="1" w:unhideWhenUsed="1"/>
-    <w:lsdException w:name="Body Text Indent" w:semiHidden="1" w:unhideWhenUsed="1"/>
-    <w:lsdException w:name="List Continue" w:semiHidden="1" w:unhideWhenUsed="1"/>
-    <w:lsdException w:name="List Continue 2" w:semiHidden="1" w:unhideWhenUsed="1"/>
-    <w:lsdException w:name="List Continue 3" w:semiHidden="1" w:unhideWhenUsed="1"/>
-    <w:lsdException w:name="List Continue 4" w:semiHidden="1" w:unhideWhenUsed="1"/>
-    <w:lsdException w:name="List Continue 5" w:semiHidden="1" w:unhideWhenUsed="1"/>
-    <w:lsdException w:name="Message Header" w:semiHidden="1" w:unhideWhenUsed="1"/>
-    <w:lsdException w:name="Subtitle" w:uiPriority="11" w:qFormat="1"/>
-    <w:lsdException w:name="Salutation" w:semiHidden="1" w:unhideWhenUsed="1"/>
-    <w:lsdException w:name="Date" w:semiHidden="1" w:unhideWhenUsed="1"/>
-    <w:lsdException w:name="Body Text First Indent" w:semiHidden="1" w:unhideWhenUsed="1"/>
-    <w:lsdException w:name="Body Text First Indent 2" w:semiHidden="1" w:unhideWhenUsed="1"/>
-    <w:lsdException w:name="Note Heading" w:semiHidden="1" w:unhideWhenUsed="1"/>
-    <w:lsdException w:name="Body Text 2" w:semiHidden="1" w:unhideWhenUsed="1"/>
-    <w:lsdException w:name="Body Text 3" w:semiHidden="1" w:unhideWhenUsed="1"/>
-    <w:lsdException w:name="Body Text Indent 2" w:semiHidden="1" w:unhideWhenUsed="1"/>
-    <w:lsdException w:name="Body Text Indent 3" w:semiHidden="1" w:unhideWhenUsed="1"/>
-    <w:lsdException w:name="Block Text" w:semiHidden="1" w:unhideWhenUsed="1"/>
-    <w:lsdException w:name="Hyperlink" w:semiHidden="1" w:unhideWhenUsed="1"/>
-    <w:lsdException w:name="FollowedHyperlink" w:semiHidden="1" w:unhideWhenUsed="1"/>
-    <w:lsdException w:name="Strong" w:uiPriority="22" w:qFormat="1"/>
-    <w:lsdException w:name="Emphasis" w:uiPriority="20" w:qFormat="1"/>
-    <w:lsdException w:name="Document Map" w:semiHidden="1" w:unhideWhenUsed="1"/>
-    <w:lsdException w:name="Plain Text" w:semiHidden="1" w:unhideWhenUsed="1"/>
-    <w:lsdException w:name="E-mail Signature" w:semiHidden="1" w:unhideWhenUsed="1"/>
-    <w:lsdException w:name="HTML Top of Form" w:semiHidden="1" w:unhideWhenUsed="1"/>
-    <w:lsdException w:name="HTML Bottom of Form" w:semiHidden="1" w:unhideWhenUsed="1"/>
-    <w:lsdException w:name="Normal (Web)" w:semiHidden="1" w:unhideWhenUsed="1"/>
-    <w:lsdException w:name="HTML Acronym" w:semiHidden="1" w:unhideWhenUsed="1"/>
-    <w:lsdException w:name="HTML Address" w:semiHidden="1" w:unhideWhenUsed="1"/>
-    <w:lsdException w:name="HTML Cite" w:semiHidden="1" w:unhideWhenUsed="1"/>
-    <w:lsdException w:name="HTML Code" w:semiHidden="1" w:unhideWhenUsed="1"/>
-    <w:lsdException w:name="HTML Definition" w:semiHidden="1" w:unhideWhenUsed="1"/>
-    <w:lsdException w:name="HTML Keyboard" w:semiHidden="1" w:unhideWhenUsed="1"/>
-    <w:lsdException w:name="HTML Preformatted" w:semiHidden="1" w:unhideWhenUsed="1"/>
-    <w:lsdException w:name="HTML Sample" w:semiHidden="1" w:unhideWhenUsed="1"/>
-    <w:lsdException w:name="HTML Typewriter" w:semiHidden="1" w:unhideWhenUsed="1"/>
-    <w:lsdException w:name="HTML Variable" w:semiHidden="1" w:unhideWhenUsed="1"/>
-    <w:lsdException w:name="Normal Table" w:semiHidden="1" w:unhideWhenUsed="1"/>
-    <w:lsdException w:name="annotation subject" w:semiHidden="1" w:unhideWhenUsed="1"/>
-    <w:lsdException w:name="No List" w:semiHidden="1" w:unhideWhenUsed="1"/>
-    <w:lsdException w:name="Outline List 1" w:semiHidden="1" w:unhideWhenUsed="1"/>
-    <w:lsdException w:name="Outline List 2" w:semiHidden="1" w:unhideWhenUsed="1"/>
-    <w:lsdException w:name="Outline List 3" w:semiHidden="1" w:unhideWhenUsed="1"/>
-    <w:lsdException w:name="Table Simple 1" w:semiHidden="1" w:unhideWhenUsed="1"/>
-    <w:lsdException w:name="Table Simple 2" w:semiHidden="1" w:unhideWhenUsed="1"/>
-    <w:lsdException w:name="Table Simple 3" w:semiHidden="1" w:unhideWhenUsed="1"/>
-    <w:lsdException w:name="Table Classic 1" w:semiHidden="1" w:unhideWhenUsed="1"/>
-    <w:lsdException w:name="Table Classic 2" w:semiHidden="1" w:unhideWhenUsed="1"/>
-    <w:lsdException w:name="Table Classic 3" w:semiHidden="1" w:unhideWhenUsed="1"/>
-    <w:lsdException w:name="Table Classic 4" w:semiHidden="1" w:unhideWhenUsed="1"/>
-    <w:lsdException w:name="Table Colorful 1" w:semiHidden="1" w:unhideWhenUsed="1"/>
-    <w:lsdException w:name="Table Colorful 2" w:semiHidden="1" w:unhideWhenUsed="1"/>
-    <w:lsdException w:name="Table Colorful 3" w:semiHidden="1" w:unhideWhenUsed="1"/>
-    <w:lsdException w:name="Table Columns 1" w:semiHidden="1" w:unhideWhenUsed="1"/>
-    <w:lsdException w:name="Table Columns 2" w:semiHidden="1" w:unhideWhenUsed="1"/>
-    <w:lsdException w:name="Table Columns 3" w:semiHidden="1" w:unhideWhenUsed="1"/>
-    <w:lsdException w:name="Table Columns 4" w:semiHidden="1" w:unhideWhenUsed="1"/>
-    <w:lsdException w:name="Table Columns 5" w:semiHidden="1" w:unhideWhenUsed="1"/>
-    <w:lsdException w:name="Table Grid 1" w:semiHidden="1" w:unhideWhenUsed="1"/>
-    <w:lsdException w:name="Table Grid 2" w:semiHidden="1" w:unhideWhenUsed="1"/>
-    <w:lsdException w:name="Table Grid 3" w:semiHidden="1" w:unhideWhenUsed="1"/>
-    <w:lsdException w:name="Table Grid 4" w:semiHidden="1" w:unhideWhenUsed="1"/>
-    <w:lsdException w:name="Table Grid 5" w:semiHidden="1" w:unhideWhenUsed="1"/>
-    <w:lsdException w:name="Table Grid 6" w:semiHidden="1" w:unhideWhenUsed="1"/>
-    <w:lsdException w:name="Table Grid 7" w:semiHidden="1" w:unhideWhenUsed="1"/>
-    <w:lsdException w:name="Table Grid 8" w:semiHidden="1" w:unhideWhenUsed="1"/>
-    <w:lsdException w:name="Table List 1" w:semiHidden="1" w:unhideWhenUsed="1"/>
-    <w:lsdException w:name="Table List 2" w:semiHidden="1" w:unhideWhenUsed="1"/>
-    <w:lsdException w:name="Table List 3" w:semiHidden="1" w:unhideWhenUsed="1"/>
-    <w:lsdException w:name="Table List 4" w:semiHidden="1" w:unhideWhenUsed="1"/>
-    <w:lsdException w:name="Table List 5" w:semiHidden="1" w:unhideWhenUsed="1"/>
-    <w:lsdException w:name="Table List 6" w:semiHidden="1" w:unhideWhenUsed="1"/>
-    <w:lsdException w:name="Table List 7" w:semiHidden="1" w:unhideWhenUsed="1"/>
-    <w:lsdException w:name="Table List 8" w:semiHidden="1" w:unhideWhenUsed="1"/>
-    <w:lsdException w:name="Table 3D effects 1" w:semiHidden="1" w:unhideWhenUsed="1"/>
-    <w:lsdException w:name="Table 3D effects 2" w:semiHidden="1" w:unhideWhenUsed="1"/>
-    <w:lsdException w:name="Table 3D effects 3" w:semiHidden="1" w:unhideWhenUsed="1"/>
-    <w:lsdException w:name="Table Contemporary" w:semiHidden="1" w:unhideWhenUsed="1"/>
-    <w:lsdException w:name="Table Elegant" w:semiHidden="1" w:unhideWhenUsed="1"/>
-    <w:lsdException w:name="Table Professional" w:semiHidden="1" w:unhideWhenUsed="1"/>
-    <w:lsdException w:name="Table Subtle 1" w:semiHidden="1" w:unhideWhenUsed="1"/>
-    <w:lsdException w:name="Table Subtle 2" w:semiHidden="1" w:unhideWhenUsed="1"/>
-    <w:lsdException w:name="Table Web 1" w:semiHidden="1" w:unhideWhenUsed="1"/>
-    <w:lsdException w:name="Table Web 2" w:semiHidden="1" w:unhideWhenUsed="1"/>
-    <w:lsdException w:name="Table Web 3" w:semiHidden="1" w:unhideWhenUsed="1"/>
-    <w:lsdException w:name="Balloon Text" w:semiHidden="1" w:unhideWhenUsed="1"/>
-    <w:lsdException w:name="Table Grid" w:uiPriority="39"/>
-    <w:lsdException w:name="Table Theme" w:semiHidden="1" w:unhideWhenUsed="1"/>
-    <w:lsdException w:name="Placeholder Text" w:semiHidden="1"/>
-    <w:lsdException w:name="No Spacing" w:uiPriority="1" w:qFormat="1"/>
-    <w:lsdException w:name="Light Shading" w:uiPriority="60"/>
-    <w:lsdException w:name="Light List" w:uiPriority="61"/>
-    <w:lsdException w:name="Light Grid" w:uiPriority="62"/>
-    <w:lsdException w:name="Medium Shading 1" w:uiPriority="63"/>
-    <w:lsdException w:name="Medium Shading 2" w:uiPriority="64"/>
-    <w:lsdException w:name="Medium List 1" w:uiPriority="65"/>
-    <w:lsdException w:name="Medium List 2" w:uiPriority="66"/>
-    <w:lsdException w:name="Medium Grid 1" w:uiPriority="67"/>
-    <w:lsdException w:name="Medium Grid 2" w:uiPriority="68"/>
-    <w:lsdException w:name="Medium Grid 3" w:uiPriority="69"/>
-    <w:lsdException w:name="Dark List" w:uiPriority="70"/>
-    <w:lsdException w:name="Colorful Shading" w:uiPriority="71"/>
-    <w:lsdException w:name="Colorful List" w:uiPriority="72"/>
-    <w:lsdException w:name="Colorful Grid" w:uiPriority="73"/>
-    <w:lsdException w:name="Light Shading Accent 1" w:uiPriority="60"/>
-    <w:lsdException w:name="Light List Accent 1" w:uiPriority="61"/>
-    <w:lsdException w:name="Light Grid Accent 1" w:uiPriority="62"/>
-    <w:lsdException w:name="Medium Shading 1 Accent 1" w:uiPriority="63"/>
-    <w:lsdException w:name="Medium Shading 2 Accent 1" w:uiPriority="64"/>
-    <w:lsdException w:name="Medium List 1 Accent 1" w:uiPriority="65"/>
-    <w:lsdException w:name="Revision" w:semiHidden="1"/>
-    <w:lsdException w:name="List Paragraph" w:uiPriority="34" w:qFormat="1"/>
-    <w:lsdException w:name="Quote" w:uiPriority="29" w:qFormat="1"/>
-    <w:lsdException w:name="Intense Quote" w:uiPriority="30" w:qFormat="1"/>
-    <w:lsdException w:name="Medium List 2 Accent 1" w:uiPriority="66"/>
-    <w:lsdException w:name="Medium Grid 1 Accent 1" w:uiPriority="67"/>
-    <w:lsdException w:name="Medium Grid 2 Accent 1" w:uiPriority="68"/>
-    <w:lsdException w:name="Medium Grid 3 Accent 1" w:uiPriority="69"/>
-    <w:lsdException w:name="Dark List Accent 1" w:uiPriority="70"/>
-    <w:lsdException w:name="Colorful Shading Accent 1" w:uiPriority="71"/>
-    <w:lsdException w:name="Colorful List Accent 1" w:uiPriority="72"/>
-    <w:lsdException w:name="Colorful Grid Accent 1" w:uiPriority="73"/>
-    <w:lsdException w:name="Light Shading Accent 2" w:uiPriority="60"/>
-    <w:lsdException w:name="Light List Accent 2" w:uiPriority="61"/>
-    <w:lsdException w:name="Light Grid Accent 2" w:uiPriority="62"/>
-    <w:lsdException w:name="Medium Shading 1 Accent 2" w:uiPriority="63"/>
-    <w:lsdException w:name="Medium Shading 2 Accent 2" w:uiPriority="64"/>
-    <w:lsdException w:name="Medium List 1 Accent 2" w:uiPriority="65"/>
-    <w:lsdException w:name="Medium List 2 Accent 2" w:uiPriority="66"/>
-    <w:lsdException w:name="Medium Grid 1 Accent 2" w:uiPriority="67"/>
-    <w:lsdException w:name="Medium Grid 2 Accent 2" w:uiPriority="68"/>
-    <w:lsdException w:name="Medium Grid 3 Accent 2" w:uiPriority="69"/>
-    <w:lsdException w:name="Dark List Accent 2" w:uiPriority="70"/>
-    <w:lsdException w:name="Colorful Shading Accent 2" w:uiPriority="71"/>
-    <w:lsdException w:name="Colorful List Accent 2" w:uiPriority="72"/>
-    <w:lsdException w:name="Colorful Grid Accent 2" w:uiPriority="73"/>
-    <w:lsdException w:name="Light Shading Accent 3" w:uiPriority="60"/>
-    <w:lsdException w:name="Light List Accent 3" w:uiPriority="61"/>
-    <w:lsdException w:name="Light Grid Accent 3" w:uiPriority="62"/>
-    <w:lsdException w:name="Medium Shading 1 Accent 3" w:uiPriority="63"/>
-    <w:lsdException w:name="Medium Shading 2 Accent 3" w:uiPriority="64"/>
-    <w:lsdException w:name="Medium List 1 Accent 3" w:uiPriority="65"/>
-    <w:lsdException w:name="Medium List 2 Accent 3" w:uiPriority="66"/>
-    <w:lsdException w:name="Medium Grid 1 Accent 3" w:uiPriority="67"/>
-    <w:lsdException w:name="Medium Grid 2 Accent 3" w:uiPriority="68"/>
-    <w:lsdException w:name="Medium Grid 3 Accent 3" w:uiPriority="69"/>
-    <w:lsdException w:name="Dark List Accent 3" w:uiPriority="70"/>
-    <w:lsdException w:name="Colorful Shading Accent 3" w:uiPriority="71"/>
-    <w:lsdException w:name="Colorful List Accent 3" w:uiPriority="72"/>
-    <w:lsdException w:name="Colorful Grid Accent 3" w:uiPriority="73"/>
-    <w:lsdException w:name="Light Shading Accent 4" w:uiPriority="60"/>
-    <w:lsdException w:name="Light List Accent 4" w:uiPriority="61"/>
-    <w:lsdException w:name="Light Grid Accent 4" w:uiPriority="62"/>
-    <w:lsdException w:name="Medium Shading 1 Accent 4" w:uiPriority="63"/>
-    <w:lsdException w:name="Medium Shading 2 Accent 4" w:uiPriority="64"/>
-    <w:lsdException w:name="Medium List 1 Accent 4" w:uiPriority="65"/>
-    <w:lsdException w:name="Medium List 2 Accent 4" w:uiPriority="66"/>
-    <w:lsdException w:name="Medium Grid 1 Accent 4" w:uiPriority="67"/>
-    <w:lsdException w:name="Medium Grid 2 Accent 4" w:uiPriority="68"/>
-    <w:lsdException w:name="Medium Grid 3 Accent 4" w:uiPriority="69"/>
-    <w:lsdException w:name="Dark List Accent 4" w:uiPriority="70"/>
-    <w:lsdException w:name="Colorful Shading Accent 4" w:uiPriority="71"/>
-    <w:lsdException w:name="Colorful List Accent 4" w:uiPriority="72"/>
-    <w:lsdException w:name="Colorful Grid Accent 4" w:uiPriority="73"/>
-    <w:lsdException w:name="Light Shading Accent 5" w:uiPriority="60"/>
-    <w:lsdException w:name="Light List Accent 5" w:uiPriority="61"/>
-    <w:lsdException w:name="Light Grid Accent 5" w:uiPriority="62"/>
-    <w:lsdException w:name="Medium Shading 1 Accent 5" w:uiPriority="63"/>
-    <w:lsdException w:name="Medium Shading 2 Accent 5" w:uiPriority="64"/>
-    <w:lsdException w:name="Medium List 1 Accent 5" w:uiPriority="65"/>
-    <w:lsdException w:name="Medium List 2 Accent 5" w:uiPriority="66"/>
-    <w:lsdException w:name="Medium Grid 1 Accent 5" w:uiPriority="67"/>
-    <w:lsdException w:name="Medium Grid 2 Accent 5" w:uiPriority="68"/>
-    <w:lsdException w:name="Medium Grid 3 Accent 5" w:uiPriority="69"/>
-    <w:lsdException w:name="Dark List Accent 5" w:uiPriority="70"/>
-    <w:lsdException w:name="Colorful Shading Accent 5" w:uiPriority="71"/>
-    <w:lsdException w:name="Colorful List Accent 5" w:uiPriority="72"/>
-    <w:lsdException w:name="Colorful Grid Accent 5" w:uiPriority="73"/>
-    <w:lsdException w:name="Light Shading Accent 6" w:uiPriority="60"/>
-    <w:lsdException w:name="Light List Accent 6" w:uiPriority="61"/>
-    <w:lsdException w:name="Light Grid Accent 6" w:uiPriority="62"/>
-    <w:lsdException w:name="Medium Shading 1 Accent 6" w:uiPriority="63"/>
-    <w:lsdException w:name="Medium Shading 2 Accent 6" w:uiPriority="64"/>
-    <w:lsdException w:name="Medium List 1 Accent 6" w:uiPriority="65"/>
-    <w:lsdException w:name="Medium List 2 Accent 6" w:uiPriority="66"/>
-    <w:lsdException w:name="Medium Grid 1 Accent 6" w:uiPriority="67"/>
-    <w:lsdException w:name="Medium Grid 2 Accent 6" w:uiPriority="68"/>
-    <w:lsdException w:name="Medium Grid 3 Accent 6" w:uiPriority="69"/>
-    <w:lsdException w:name="Dark List Accent 6" w:uiPriority="70"/>
-    <w:lsdException w:name="Colorful Shading Accent 6" w:uiPriority="71"/>
-    <w:lsdException w:name="Colorful List Accent 6" w:uiPriority="72"/>
-    <w:lsdException w:name="Colorful Grid Accent 6" w:uiPriority="73"/>
-    <w:lsdException w:name="Subtle Emphasis" w:uiPriority="19" w:qFormat="1"/>
-    <w:lsdException w:name="Intense Emphasis" w:uiPriority="21" w:qFormat="1"/>
-    <w:lsdException w:name="Subtle Reference" w:uiPriority="31" w:qFormat="1"/>
-    <w:lsdException w:name="Intense Reference" w:uiPriority="32" w:qFormat="1"/>
-    <w:lsdException w:name="Book Title" w:uiPriority="33" w:qFormat="1"/>
-    <w:lsdException w:name="Bibliography" w:semiHidden="1" w:uiPriority="37" w:unhideWhenUsed="1"/>
-    <w:lsdException w:name="TOC Heading" w:semiHidden="1" w:uiPriority="39" w:unhideWhenUsed="1" w:qFormat="1"/>
-    <w:lsdException w:name="Plain Table 1" w:uiPriority="41"/>
-    <w:lsdException w:name="Plain Table 2" w:uiPriority="42"/>
-    <w:lsdException w:name="Plain Table 3" w:uiPriority="43"/>
-    <w:lsdException w:name="Plain Table 4" w:uiPriority="44"/>
-    <w:lsdException w:name="Plain Table 5" w:uiPriority="45"/>
-    <w:lsdException w:name="Grid Table Light" w:uiPriority="40"/>
-    <w:lsdException w:name="Grid Table 1 Light" w:uiPriority="46"/>
-    <w:lsdException w:name="Grid Table 2" w:uiPriority="47"/>
-    <w:lsdException w:name="Grid Table 3" w:uiPriority="48"/>
-    <w:lsdException w:name="Grid Table 4" w:uiPriority="49"/>
-    <w:lsdException w:name="Grid Table 5 Dark" w:uiPriority="50"/>
-    <w:lsdException w:name="Grid Table 6 Colorful" w:uiPriority="51"/>
-    <w:lsdException w:name="Grid Table 7 Colorful" w:uiPriority="52"/>
-    <w:lsdException w:name="Grid Table 1 Light Accent 1" w:uiPriority="46"/>
-    <w:lsdException w:name="Grid Table 2 Accent 1" w:uiPriority="47"/>
-    <w:lsdException w:name="Grid Table 3 Accent 1" w:uiPriority="48"/>
-    <w:lsdException w:name="Grid Table 4 Accent 1" w:uiPriority="49"/>
-    <w:lsdException w:name="Grid Table 5 Dark Accent 1" w:uiPriority="50"/>
-    <w:lsdException w:name="Grid Table 6 Colorful Accent 1" w:uiPriority="51"/>
-    <w:lsdException w:name="Grid Table 7 Colorful Accent 1" w:uiPriority="52"/>
-    <w:lsdException w:name="Grid Table 1 Light Accent 2" w:uiPriority="46"/>
-    <w:lsdException w:name="Grid Table 2 Accent 2" w:uiPriority="47"/>
-    <w:lsdException w:name="Grid Table 3 Accent 2" w:uiPriority="48"/>
-    <w:lsdException w:name="Grid Table 4 Accent 2" w:uiPriority="49"/>
-    <w:lsdException w:name="Grid Table 5 Dark Accent 2" w:uiPriority="50"/>
-    <w:lsdException w:name="Grid Table 6 Colorful Accent 2" w:uiPriority="51"/>
-    <w:lsdException w:name="Grid Table 7 Colorful Accent 2" w:uiPriority="52"/>
-    <w:lsdException w:name="Grid Table 1 Light Accent 3" w:uiPriority="46"/>
-    <w:lsdException w:name="Grid Table 2 Accent 3" w:uiPriority="47"/>
-    <w:lsdException w:name="Grid Table 3 Accent 3" w:uiPriority="48"/>
-    <w:lsdException w:name="Grid Table 4 Accent 3" w:uiPriority="49"/>
-    <w:lsdException w:name="Grid Table 5 Dark Accent 3" w:uiPriority="50"/>
-    <w:lsdException w:name="Grid Table 6 Colorful Accent 3" w:uiPriority="51"/>
-    <w:lsdException w:name="Grid Table 7 Colorful Accent 3" w:uiPriority="52"/>
-    <w:lsdException w:name="Grid Table 1 Light Accent 4" w:uiPriority="46"/>
-    <w:lsdException w:name="Grid Table 2 Accent 4" w:uiPriority="47"/>
-    <w:lsdException w:name="Grid Table 3 Accent 4" w:uiPriority="48"/>
-    <w:lsdException w:name="Grid Table 4 Accent 4" w:uiPriority="49"/>
-    <w:lsdException w:name="Grid Table 5 Dark Accent 4" w:uiPriority="50"/>
-    <w:lsdException w:name="Grid Table 6 Colorful Accent 4" w:uiPriority="51"/>
-    <w:lsdException w:name="Grid Table 7 Colorful Accent 4" w:uiPriority="52"/>
-    <w:lsdException w:name="Grid Table 1 Light Accent 5" w:uiPriority="46"/>
-    <w:lsdException w:name="Grid Table 2 Accent 5" w:uiPriority="47"/>
-    <w:lsdException w:name="Grid Table 3 Accent 5" w:uiPriority="48"/>
-    <w:lsdException w:name="Grid Table 4 Accent 5" w:uiPriority="49"/>
-    <w:lsdException w:name="Grid Table 5 Dark Accent 5" w:uiPriority="50"/>
-    <w:lsdException w:name="Grid Table 6 Colorful Accent 5" w:uiPriority="51"/>
-    <w:lsdException w:name="Grid Table 7 Colorful Accent 5" w:uiPriority="52"/>
-    <w:lsdException w:name="Grid Table 1 Light Accent 6" w:uiPriority="46"/>
-    <w:lsdException w:name="Grid Table 2 Accent 6" w:uiPriority="47"/>
-    <w:lsdException w:name="Grid Table 3 Accent 6" w:uiPriority="48"/>
-    <w:lsdException w:name="Grid Table 4 Accent 6" w:uiPriority="49"/>
-    <w:lsdException w:name="Grid Table 5 Dark Accent 6" w:uiPriority="50"/>
-    <w:lsdException w:name="Grid Table 6 Colorful Accent 6" w:uiPriority="51"/>
-    <w:lsdException w:name="Grid Table 7 Colorful Accent 6" w:uiPriority="52"/>
-    <w:lsdException w:name="List Table 1 Light" w:uiPriority="46"/>
-    <w:lsdException w:name="List Table 2" w:uiPriority="47"/>
-    <w:lsdException w:name="List Table 3" w:uiPriority="48"/>
-    <w:lsdException w:name="List Table 4" w:uiPriority="49"/>
-    <w:lsdException w:name="List Table 5 Dark" w:uiPriority="50"/>
-    <w:lsdException w:name="List Table 6 Colorful" w:uiPriority="51"/>
-    <w:lsdException w:name="List Table 7 Colorful" w:uiPriority="52"/>
-    <w:lsdException w:name="List Table 1 Light Accent 1" w:uiPriority="46"/>
-    <w:lsdException w:name="List Table 2 Accent 1" w:uiPriority="47"/>
-    <w:lsdException w:name="List Table 3 Accent 1" w:uiPriority="48"/>
-    <w:lsdException w:name="List Table 4 Accent 1" w:uiPriority="49"/>
-    <w:lsdException w:name="List Table 5 Dark Accent 1" w:uiPriority="50"/>
-    <w:lsdException w:name="List Table 6 Colorful Accent 1" w:uiPriority="51"/>
-    <w:lsdException w:name="List Table 7 Colorful Accent 1" w:uiPriority="52"/>
-    <w:lsdException w:name="List Table 1 Light Accent 2" w:uiPriority="46"/>
-    <w:lsdException w:name="List Table 2 Accent 2" w:uiPriority="47"/>
-    <w:lsdException w:name="List Table 3 Accent 2" w:uiPriority="48"/>
-    <w:lsdException w:name="List Table 4 Accent 2" w:uiPriority="49"/>
-    <w:lsdException w:name="List Table 5 Dark Accent 2" w:uiPriority="50"/>
-    <w:lsdException w:name="List Table 6 Colorful Accent 2" w:uiPriority="51"/>
-    <w:lsdException w:name="List Table 7 Colorful Accent 2" w:uiPriority="52"/>
-    <w:lsdException w:name="List Table 1 Light Accent 3" w:uiPriority="46"/>
-    <w:lsdException w:name="List Table 2 Accent 3" w:uiPriority="47"/>
-    <w:lsdException w:name="List Table 3 Accent 3" w:uiPriority="48"/>
-    <w:lsdException w:name="List Table 4 Accent 3" w:uiPriority="49"/>
-    <w:lsdException w:name="List Table 5 Dark Accent 3" w:uiPriority="50"/>
-    <w:lsdException w:name="List Table 6 Colorful Accent 3" w:uiPriority="51"/>
-    <w:lsdException w:name="List Table 7 Colorful Accent 3" w:uiPriority="52"/>
-    <w:lsdException w:name="List Table 1 Light Accent 4" w:uiPriority="46"/>
-    <w:lsdException w:name="List Table 2 Accent 4" w:uiPriority="47"/>
-    <w:lsdException w:name="List Table 3 Accent 4" w:uiPriority="48"/>
-    <w:lsdException w:name="List Table 4 Accent 4" w:uiPriority="49"/>
-    <w:lsdException w:name="List Table 5 Dark Accent 4" w:uiPriority="50"/>
-    <w:lsdException w:name="List Table 6 Colorful Accent 4" w:uiPriority="51"/>
-    <w:lsdException w:name="List Table 7 Colorful Accent 4" w:uiPriority="52"/>
-    <w:lsdException w:name="List Table 1 Light Accent 5" w:uiPriority="46"/>
-    <w:lsdException w:name="List Table 2 Accent 5" w:uiPriority="47"/>
-    <w:lsdException w:name="List Table 3 Accent 5" w:uiPriority="48"/>
-    <w:lsdException w:name="List Table 4 Accent 5" w:uiPriority="49"/>
-    <w:lsdException w:name="List Table 5 Dark Accent 5" w:uiPriority="50"/>
-    <w:lsdException w:name="List Table 6 Colorful Accent 5" w:uiPriority="51"/>
-    <w:lsdException w:name="List Table 7 Colorful Accent 5" w:uiPriority="52"/>
-    <w:lsdException w:name="List Table 1 Light Accent 6" w:uiPriority="46"/>
-    <w:lsdException w:name="List Table 2 Accent 6" w:uiPriority="47"/>
-    <w:lsdException w:name="List Table 3 Accent 6" w:uiPriority="48"/>
-    <w:lsdException w:name="List Table 4 Accent 6" w:uiPriority="49"/>
-    <w:lsdException w:name="List Table 5 Dark Accent 6" w:uiPriority="50"/>
-    <w:lsdException w:name="List Table 6 Colorful Accent 6" w:uiPriority="51"/>
-    <w:lsdException w:name="List Table 7 Colorful Accent 6" w:uiPriority="52"/>
-    <w:lsdException w:name="Mention" w:semiHidden="1" w:unhideWhenUsed="1"/>
-    <w:lsdException w:name="Smart Hyperlink" w:semiHidden="1" w:unhideWhenUsed="1"/>
-    <w:lsdException w:name="Hashtag" w:semiHidden="1" w:unhideWhenUsed="1"/>
-    <w:lsdException w:name="Unresolved Mention" w:semiHidden="1" w:unhideWhenUsed="1"/>
-  </w:latentStyles>
-  <w:style w:type="paragraph" w:default="1" w:styleId="Normal">
-    <w:name w:val="Normal"/>
-    <w:qFormat/>
-  </w:style>
-  <w:style w:type="character" w:default="1" w:styleId="DefaultParagraphFont">
-    <w:name w:val="Default Paragraph Font"/>
-    <w:uiPriority w:val="1"/>
-    <w:semiHidden/>
+  <w:style w:type="character" w:styleId="Hyperlink">
+    <w:name w:val="Hyperlink"/>
+    <w:basedOn w:val="DefaultParagraphFont"/>
+    <w:uiPriority w:val="99"/>
     <w:unhideWhenUsed/>
-  </w:style>
-  <w:style w:type="table" w:default="1" w:styleId="TableNormal">
-    <w:name w:val="Normal Table"/>
+    <w:rsid w:val="00D41B08"/>
+    <w:rPr>
+      <w:color w:val="0563C1" w:themeColor="hyperlink"/>
+      <w:u w:val="single"/>
+    </w:rPr>
+  </w:style>
+  <w:style w:type="character" w:styleId="UnresolvedMention">
+    <w:name w:val="Unresolved Mention"/>
+    <w:basedOn w:val="DefaultParagraphFont"/>
     <w:uiPriority w:val="99"/>
     <w:semiHidden/>
     <w:unhideWhenUsed/>
-    <w:tblPr>
-      <w:tblInd w:w="0" w:type="dxa"/>
-      <w:tblCellMar>
-        <w:top w:w="0" w:type="dxa"/>
-        <w:left w:w="108" w:type="dxa"/>
-        <w:bottom w:w="0" w:type="dxa"/>
-        <w:right w:w="108" w:type="dxa"/>
-      </w:tblCellMar>
-    </w:tblPr>
-  </w:style>
-  <w:style w:type="numbering" w:default="1" w:styleId="NoList">
-    <w:name w:val="No List"/>
+    <w:rsid w:val="00D41B08"/>
+    <w:rPr>
+      <w:color w:val="605E5C"/>
+      <w:shd w:val="clear" w:color="auto" w:fill="E1DFDD"/>
+    </w:rPr>
+  </w:style>
+  <w:style w:type="character" w:styleId="FollowedHyperlink">
+    <w:name w:val="FollowedHyperlink"/>
+    <w:basedOn w:val="DefaultParagraphFont"/>
     <w:uiPriority w:val="99"/>
     <w:semiHidden/>
     <w:unhideWhenUsed/>
-  </w:style>
-  <w:style w:type="paragraph" w:customStyle="1" w:styleId="67B880B1A4764876870063F73B8CDDAD">
-    <w:name w:val="67B880B1A4764876870063F73B8CDDAD"/>
-    <w:rsid w:val="00427F7C"/>
-  </w:style>
-  <w:style w:type="paragraph" w:customStyle="1" w:styleId="AD58371A5C1449599BAA3BE35F5D3213">
-    <w:name w:val="AD58371A5C1449599BAA3BE35F5D3213"/>
-    <w:rsid w:val="00427F7C"/>
-  </w:style>
-  <w:style w:type="paragraph" w:customStyle="1" w:styleId="241169B1AA504162B888D3203F75C030">
-    <w:name w:val="241169B1AA504162B888D3203F75C030"/>
-    <w:rsid w:val="00427F7C"/>
-  </w:style>
-  <w:style w:type="paragraph" w:customStyle="1" w:styleId="0A14F2EF65F44261927763435B1D3DDF">
-    <w:name w:val="0A14F2EF65F44261927763435B1D3DDF"/>
-    <w:rsid w:val="00427F7C"/>
-  </w:style>
-  <w:style w:type="paragraph" w:customStyle="1" w:styleId="5B7F99D96DF343FD900F6007483A23B5">
-    <w:name w:val="5B7F99D96DF343FD900F6007483A23B5"/>
-    <w:rsid w:val="00427F7C"/>
-  </w:style>
-  <w:style w:type="paragraph" w:customStyle="1" w:styleId="CBD2A5173DCB415EBBCC4E16CEC6F594">
-    <w:name w:val="CBD2A5173DCB415EBBCC4E16CEC6F594"/>
-    <w:rsid w:val="00427F7C"/>
-  </w:style>
-  <w:style w:type="paragraph" w:customStyle="1" w:styleId="1826A9CCBBAE4CA89EAC95FFB7D8ED45">
-    <w:name w:val="1826A9CCBBAE4CA89EAC95FFB7D8ED45"/>
-    <w:rsid w:val="00427F7C"/>
-  </w:style>
-  <w:style w:type="paragraph" w:customStyle="1" w:styleId="2F59ED18E8314509BCFC6FC100ED96EB">
-    <w:name w:val="2F59ED18E8314509BCFC6FC100ED96EB"/>
-    <w:rsid w:val="00427F7C"/>
-  </w:style>
-  <w:style w:type="paragraph" w:customStyle="1" w:styleId="6541C5B712914FECA87A449DE8B7482C">
-    <w:name w:val="6541C5B712914FECA87A449DE8B7482C"/>
-    <w:rsid w:val="00427F7C"/>
-  </w:style>
-  <w:style w:type="paragraph" w:customStyle="1" w:styleId="B0F2A7C20E1749AE8B7FDF74F7D66CD4">
-    <w:name w:val="B0F2A7C20E1749AE8B7FDF74F7D66CD4"/>
-    <w:rsid w:val="00427F7C"/>
-  </w:style>
-  <w:style w:type="paragraph" w:customStyle="1" w:styleId="4887400901F940249406A82B798B8A64">
-    <w:name w:val="4887400901F940249406A82B798B8A64"/>
-    <w:rsid w:val="00427F7C"/>
-  </w:style>
-  <w:style w:type="paragraph" w:customStyle="1" w:styleId="B15F6C5DAB8B4DEE9694CB32EEDB0E61">
-    <w:name w:val="B15F6C5DAB8B4DEE9694CB32EEDB0E61"/>
-    <w:rsid w:val="00427F7C"/>
-  </w:style>
-  <w:style w:type="paragraph" w:customStyle="1" w:styleId="DB892C25FFF7447FB1CFD32714D255A2">
-    <w:name w:val="DB892C25FFF7447FB1CFD32714D255A2"/>
-    <w:rsid w:val="00427F7C"/>
-  </w:style>
-  <w:style w:type="paragraph" w:customStyle="1" w:styleId="4C0B6A9065954491B80C98A1723A1C72">
-    <w:name w:val="4C0B6A9065954491B80C98A1723A1C72"/>
-    <w:rsid w:val="00427F7C"/>
-  </w:style>
-  <w:style w:type="paragraph" w:customStyle="1" w:styleId="829821B56D834A86AE1B990259D7EDED">
-    <w:name w:val="829821B56D834A86AE1B990259D7EDED"/>
-    <w:rsid w:val="00427F7C"/>
-  </w:style>
-  <w:style w:type="paragraph" w:customStyle="1" w:styleId="6951CB9D9BD0447792A52C80CF89B96F">
-    <w:name w:val="6951CB9D9BD0447792A52C80CF89B96F"/>
-    <w:rsid w:val="00427F7C"/>
-  </w:style>
-  <w:style w:type="paragraph" w:customStyle="1" w:styleId="66098407C39C4721B362E0662B8A7206">
-    <w:name w:val="66098407C39C4721B362E0662B8A7206"/>
-    <w:rsid w:val="00427F7C"/>
-  </w:style>
-  <w:style w:type="paragraph" w:customStyle="1" w:styleId="F23F5FA6D0B6456A80F84977A7BD50E3">
-    <w:name w:val="F23F5FA6D0B6456A80F84977A7BD50E3"/>
-    <w:rsid w:val="00427F7C"/>
-  </w:style>
-  <w:style w:type="paragraph" w:customStyle="1" w:styleId="4ACDFDFF94524D92901766CF8BB360AA">
-    <w:name w:val="4ACDFDFF94524D92901766CF8BB360AA"/>
-    <w:rsid w:val="00427F7C"/>
-  </w:style>
-  <w:style w:type="paragraph" w:customStyle="1" w:styleId="D3A04981ADB247CFB5E023B43A1F0072">
-    <w:name w:val="D3A04981ADB247CFB5E023B43A1F0072"/>
-    <w:rsid w:val="00427F7C"/>
-  </w:style>
-  <w:style w:type="paragraph" w:customStyle="1" w:styleId="F176E6201E1647A1A3FCA6128FD67E14">
-    <w:name w:val="F176E6201E1647A1A3FCA6128FD67E14"/>
-    <w:rsid w:val="00427F7C"/>
-  </w:style>
-  <w:style w:type="paragraph" w:customStyle="1" w:styleId="3FC9CADBF68440F29BF7F79BB7209505">
-    <w:name w:val="3FC9CADBF68440F29BF7F79BB7209505"/>
-    <w:rsid w:val="00427F7C"/>
-  </w:style>
-  <w:style w:type="paragraph" w:customStyle="1" w:styleId="12AF8632D75B406E881F7DD27C68A765">
-    <w:name w:val="12AF8632D75B406E881F7DD27C68A765"/>
-    <w:rsid w:val="00427F7C"/>
-  </w:style>
-  <w:style w:type="paragraph" w:customStyle="1" w:styleId="D7D9E754D8D348A38F595D31ABFAC4C0">
-    <w:name w:val="D7D9E754D8D348A38F595D31ABFAC4C0"/>
-    <w:rsid w:val="00427F7C"/>
-  </w:style>
-  <w:style w:type="paragraph" w:customStyle="1" w:styleId="F034052B58D24012B55DF66F0E1D278D">
-    <w:name w:val="F034052B58D24012B55DF66F0E1D278D"/>
-    <w:rsid w:val="00427F7C"/>
-  </w:style>
-  <w:style w:type="paragraph" w:customStyle="1" w:styleId="5EB228DEE5A640F784259B705A0B381B">
-    <w:name w:val="5EB228DEE5A640F784259B705A0B381B"/>
-    <w:rsid w:val="00427F7C"/>
-  </w:style>
-  <w:style w:type="paragraph" w:customStyle="1" w:styleId="C04FA2E0EEED402183249BEA53B41E07">
-    <w:name w:val="C04FA2E0EEED402183249BEA53B41E07"/>
-    <w:rsid w:val="00427F7C"/>
-  </w:style>
-  <w:style w:type="paragraph" w:customStyle="1" w:styleId="A83B251A14D34C888B7C07F63EFE9297">
-    <w:name w:val="A83B251A14D34C888B7C07F63EFE9297"/>
-    <w:rsid w:val="00427F7C"/>
-  </w:style>
-  <w:style w:type="paragraph" w:customStyle="1" w:styleId="99C73AFB0A09442E8BBEE8D16EC9A78E">
-    <w:name w:val="99C73AFB0A09442E8BBEE8D16EC9A78E"/>
-    <w:rsid w:val="00427F7C"/>
-  </w:style>
-  <w:style w:type="character" w:styleId="PlaceholderText">
-    <w:name w:val="Placeholder Text"/>
-    <w:basedOn w:val="DefaultParagraphFont"/>
-    <w:uiPriority w:val="99"/>
-    <w:semiHidden/>
-    <w:rsid w:val="00E46D35"/>
+    <w:rsid w:val="00D41B08"/>
     <w:rPr>
-      <w:color w:val="808080"/>
+      <w:color w:val="954F72" w:themeColor="followedHyperlink"/>
+      <w:u w:val="single"/>
     </w:rPr>
   </w:style>
-  <w:style w:type="paragraph" w:customStyle="1" w:styleId="C72C6331E78743CB85D0CD1A5C243BAB">
-    <w:name w:val="C72C6331E78743CB85D0CD1A5C243BAB"/>
-    <w:rsid w:val="00427F7C"/>
-  </w:style>
-  <w:style w:type="paragraph" w:customStyle="1" w:styleId="7B45A4A2E7104C68ACC7365988077D52">
-    <w:name w:val="7B45A4A2E7104C68ACC7365988077D52"/>
-    <w:rsid w:val="00160FEB"/>
+  <w:style w:type="paragraph" w:styleId="ListParagraph">
+    <w:name w:val="List Paragraph"/>
+    <w:basedOn w:val="Normal"/>
+    <w:uiPriority w:val="34"/>
+    <w:unhideWhenUsed/>
+    <w:qFormat/>
+    <w:rsid w:val="00800F48"/>
     <w:pPr>
-      <w:spacing w:before="60" w:after="0" w:line="240" w:lineRule="auto"/>
+      <w:ind w:left="720"/>
       <w:contextualSpacing/>
     </w:pPr>
-    <w:rPr>
-      <w:rFonts w:asciiTheme="majorHAnsi" w:eastAsiaTheme="majorEastAsia" w:hAnsiTheme="majorHAnsi" w:cstheme="majorBidi"/>
-      <w:caps/>
-      <w:color w:val="1F3864" w:themeColor="accent1" w:themeShade="80"/>
-      <w:kern w:val="28"/>
-      <w:sz w:val="32"/>
-      <w:szCs w:val="56"/>
-      <w:lang w:eastAsia="ja-JP"/>
-    </w:rPr>
-  </w:style>
-  <w:style w:type="paragraph" w:customStyle="1" w:styleId="AAC69B774EC74C218C9A500D048F9D91">
-    <w:name w:val="AAC69B774EC74C218C9A500D048F9D91"/>
-    <w:rsid w:val="007D258E"/>
-  </w:style>
-  <w:style w:type="paragraph" w:customStyle="1" w:styleId="92E91BA3FB3A4F309B3942AB853E3DC9">
-    <w:name w:val="92E91BA3FB3A4F309B3942AB853E3DC9"/>
-    <w:rsid w:val="007D258E"/>
-  </w:style>
-  <w:style w:type="paragraph" w:customStyle="1" w:styleId="286121A88F6E4886A9B6DA13E199956F">
-    <w:name w:val="286121A88F6E4886A9B6DA13E199956F"/>
-    <w:rsid w:val="007D258E"/>
-  </w:style>
-  <w:style w:type="paragraph" w:customStyle="1" w:styleId="29CAFE4CFDAB40DD8F8164DDE2789169">
-    <w:name w:val="29CAFE4CFDAB40DD8F8164DDE2789169"/>
-    <w:rsid w:val="007D258E"/>
-  </w:style>
-  <w:style w:type="paragraph" w:customStyle="1" w:styleId="583BADE40FEA4ECB8E104A6E7F13744F">
-    <w:name w:val="583BADE40FEA4ECB8E104A6E7F13744F"/>
-    <w:rsid w:val="007D258E"/>
-  </w:style>
-  <w:style w:type="paragraph" w:customStyle="1" w:styleId="51AD90D0481B4B0D8FEDA1D694E62234">
-    <w:name w:val="51AD90D0481B4B0D8FEDA1D694E62234"/>
-    <w:rsid w:val="007D258E"/>
-  </w:style>
-  <w:style w:type="paragraph" w:customStyle="1" w:styleId="8C800F352EC04ED39107B6FF2F65DCB3">
-    <w:name w:val="8C800F352EC04ED39107B6FF2F65DCB3"/>
-    <w:rsid w:val="007D258E"/>
-  </w:style>
-  <w:style w:type="paragraph" w:customStyle="1" w:styleId="B5F019BBEC2949A39EEE1D8A2003097D">
-    <w:name w:val="B5F019BBEC2949A39EEE1D8A2003097D"/>
-    <w:rsid w:val="007D258E"/>
-  </w:style>
-  <w:style w:type="paragraph" w:customStyle="1" w:styleId="7B45A4A2E7104C68ACC7365988077D521">
-    <w:name w:val="7B45A4A2E7104C68ACC7365988077D521"/>
-    <w:rsid w:val="00C568EA"/>
-    <w:pPr>
-      <w:spacing w:before="60" w:after="0" w:line="240" w:lineRule="auto"/>
-      <w:contextualSpacing/>
-    </w:pPr>
-    <w:rPr>
-      <w:rFonts w:asciiTheme="majorHAnsi" w:eastAsiaTheme="majorEastAsia" w:hAnsiTheme="majorHAnsi" w:cstheme="majorBidi"/>
-      <w:caps/>
-      <w:color w:val="1F3864" w:themeColor="accent1" w:themeShade="80"/>
-      <w:kern w:val="28"/>
-      <w:sz w:val="32"/>
-      <w:szCs w:val="56"/>
-      <w:lang w:eastAsia="ja-JP"/>
-    </w:rPr>
   </w:style>
 </w:styles>
-</file>
-
-<file path=word/glossary/webSettings.xml><?xml version="1.0" encoding="utf-8"?>
-<w:webSettings xmlns:mc="http://schemas.openxmlformats.org/markup-compatibility/2006" xmlns:r="http://schemas.openxmlformats.org/officeDocument/2006/relationships" xmlns:w="http://schemas.openxmlformats.org/wordprocessingml/2006/main" xmlns:w14="http://schemas.microsoft.com/office/word/2010/wordml" xmlns:w15="http://schemas.microsoft.com/office/word/2012/wordml" xmlns:w16cid="http://schemas.microsoft.com/office/word/2016/wordml/cid" xmlns:w16se="http://schemas.microsoft.com/office/word/2015/wordml/symex" mc:Ignorable="w14 w15 w16se w16cid">
-  <w:optimizeForBrowser/>
-  <w:allowPNG/>
-</w:webSettings>
 </file>
 
 <file path=word/theme/theme1.xml><?xml version="1.0" encoding="utf-8"?>

--- a/Resume.docx
+++ b/Resume.docx
@@ -349,6 +349,69 @@
     </w:p>
     <w:p>
       <w:pPr>
+        <w:rPr>
+          <w:rFonts w:ascii="Calibri" w:hAnsi="Calibri" w:cs="Calibri"/>
+          <w:color w:val="FFC000"/>
+          <w:sz w:val="36"/>
+          <w:szCs w:val="36"/>
+        </w:rPr>
+      </w:pPr>
+      <w:r>
+        <w:rPr>
+          <w:rFonts w:ascii="Calibri" w:hAnsi="Calibri" w:cs="Calibri"/>
+          <w:color w:val="FFC000"/>
+          <w:sz w:val="36"/>
+          <w:szCs w:val="36"/>
+        </w:rPr>
+        <w:t>CAREER OBJECTIVE</w:t>
+      </w:r>
+    </w:p>
+    <w:p>
+      <w:pPr>
+        <w:pStyle w:val="NormalWeb"/>
+        <w:shd w:val="clear" w:color="auto" w:fill="FFFFFF"/>
+        <w:spacing w:before="0" w:beforeAutospacing="0" w:after="0" w:afterAutospacing="0" w:line="276" w:lineRule="auto"/>
+        <w:textAlignment w:val="baseline"/>
+        <w:rPr>
+          <w:rFonts w:ascii="Helvetica" w:hAnsi="Helvetica"/>
+          <w:color w:val="000000"/>
+          <w:sz w:val="28"/>
+          <w:szCs w:val="28"/>
+        </w:rPr>
+      </w:pPr>
+    </w:p>
+    <w:p>
+      <w:pPr>
+        <w:pStyle w:val="NormalWeb"/>
+        <w:shd w:val="clear" w:color="auto" w:fill="FFFFFF"/>
+        <w:spacing w:before="0" w:beforeAutospacing="0" w:after="0" w:afterAutospacing="0" w:line="276" w:lineRule="auto"/>
+        <w:textAlignment w:val="baseline"/>
+        <w:rPr>
+          <w:rFonts w:ascii="Calibri" w:hAnsi="Calibri" w:cs="Calibri"/>
+          <w:color w:val="000000"/>
+          <w:sz w:val="28"/>
+          <w:szCs w:val="28"/>
+        </w:rPr>
+      </w:pPr>
+      <w:r>
+        <w:rPr>
+          <w:rFonts w:ascii="Calibri" w:hAnsi="Calibri" w:cs="Calibri"/>
+          <w:color w:val="000000"/>
+          <w:sz w:val="28"/>
+          <w:szCs w:val="28"/>
+        </w:rPr>
+        <w:t>Efficient recent high school graduate (3.8 GPA) with 9 months of work experience and a proven knowledge of brand management, contract negotiation &amp; management, and customer needs assessment. Aiming to leverage my abilities to successfully fill a management role at your company. Frequently praised as proactive by my peers, I can be relied upon to help your company achieve its goals.</w:t>
+      </w:r>
+    </w:p>
+    <w:p>
+      <w:pPr>
+        <w:rPr>
+          <w:rFonts w:ascii="Calibri" w:hAnsi="Calibri" w:cs="Calibri"/>
+        </w:rPr>
+      </w:pPr>
+    </w:p>
+    <w:p>
+      <w:pPr>
         <w:pStyle w:val="Heading3"/>
         <w:rPr>
           <w:rFonts w:ascii="Calibri" w:hAnsi="Calibri" w:cs="Calibri"/>
@@ -523,15 +586,22 @@
         </w:rPr>
         <w:t xml:space="preserve">Managed financial transactions for the company &amp; the </w:t>
       </w:r>
-      <w:proofErr w:type="spellStart"/>
       <w:r>
         <w:rPr>
           <w:rFonts w:ascii="Calibri" w:hAnsi="Calibri" w:cs="Calibri"/>
           <w:color w:val="000000" w:themeColor="text1"/>
         </w:rPr>
-        <w:t>instituions</w:t>
-      </w:r>
-      <w:proofErr w:type="spellEnd"/>
+        <w:t>institutions</w:t>
+      </w:r>
+    </w:p>
+    <w:p>
+      <w:pPr>
+        <w:pStyle w:val="ListParagraph"/>
+        <w:rPr>
+          <w:rFonts w:ascii="Calibri" w:hAnsi="Calibri" w:cs="Calibri"/>
+          <w:color w:val="000000" w:themeColor="text1"/>
+        </w:rPr>
+      </w:pPr>
     </w:p>
     <w:p>
       <w:pPr>
@@ -674,6 +744,10 @@
     <w:p>
       <w:pPr>
         <w:pStyle w:val="Heading4"/>
+        <w:numPr>
+          <w:ilvl w:val="0"/>
+          <w:numId w:val="1"/>
+        </w:numPr>
         <w:rPr>
           <w:rFonts w:ascii="Calibri" w:hAnsi="Calibri" w:cs="Calibri"/>
         </w:rPr>
@@ -693,93 +767,263 @@
     </w:p>
     <w:p>
       <w:pPr>
+        <w:pStyle w:val="Heading4"/>
+        <w:numPr>
+          <w:ilvl w:val="0"/>
+          <w:numId w:val="1"/>
+        </w:numPr>
+        <w:rPr>
+          <w:rFonts w:ascii="Calibri" w:hAnsi="Calibri" w:cs="Calibri"/>
+        </w:rPr>
+      </w:pPr>
+      <w:r>
+        <w:rPr>
+          <w:rFonts w:ascii="Calibri" w:hAnsi="Calibri" w:cs="Calibri"/>
+        </w:rPr>
+        <w:t>Principal Euphonium of the Evergreen Valley High School Wind Ensemble</w:t>
+      </w:r>
+    </w:p>
+    <w:p>
+      <w:pPr>
+        <w:pStyle w:val="Heading4"/>
+        <w:numPr>
+          <w:ilvl w:val="0"/>
+          <w:numId w:val="1"/>
+        </w:numPr>
+        <w:rPr>
+          <w:rFonts w:ascii="Calibri" w:hAnsi="Calibri" w:cs="Calibri"/>
+        </w:rPr>
+      </w:pPr>
+      <w:r>
+        <w:rPr>
+          <w:rFonts w:ascii="Calibri" w:hAnsi="Calibri" w:cs="Calibri"/>
+        </w:rPr>
+        <w:t>3rd Chair Euphonium in the Santa Clara County Honor Band</w:t>
+      </w:r>
+    </w:p>
+    <w:p>
+      <w:pPr>
+        <w:pStyle w:val="Heading4"/>
+        <w:numPr>
+          <w:ilvl w:val="0"/>
+          <w:numId w:val="1"/>
+        </w:numPr>
+        <w:rPr>
+          <w:rFonts w:ascii="Calibri" w:hAnsi="Calibri" w:cs="Calibri"/>
+        </w:rPr>
+      </w:pPr>
+      <w:r>
+        <w:rPr>
+          <w:rFonts w:ascii="Calibri" w:hAnsi="Calibri" w:cs="Calibri"/>
+        </w:rPr>
+        <w:t>Euphonium player at Evergreen Valley Youth Orchestra</w:t>
+      </w:r>
+    </w:p>
+    <w:p>
+      <w:pPr>
+        <w:pStyle w:val="Heading4"/>
+        <w:numPr>
+          <w:ilvl w:val="0"/>
+          <w:numId w:val="1"/>
+        </w:numPr>
+        <w:rPr>
+          <w:rFonts w:ascii="Calibri" w:hAnsi="Calibri" w:cs="Calibri"/>
+        </w:rPr>
+      </w:pPr>
+      <w:r>
+        <w:rPr>
+          <w:rFonts w:ascii="Calibri" w:hAnsi="Calibri" w:cs="Calibri"/>
+        </w:rPr>
+        <w:t>Teacher's Assistant at Most Holy Trinity Parish</w:t>
+      </w:r>
+    </w:p>
+    <w:p>
+      <w:pPr>
         <w:pStyle w:val="Heading5"/>
-        <w:rPr>
-          <w:rFonts w:ascii="Calibri" w:hAnsi="Calibri" w:cs="Calibri"/>
-        </w:rPr>
-      </w:pPr>
+      </w:pPr>
+    </w:p>
+    <w:p>
+      <w:pPr>
+        <w:pStyle w:val="Heading3"/>
+        <w:rPr>
+          <w:rFonts w:ascii="Calibri" w:hAnsi="Calibri" w:cs="Calibri"/>
+          <w:color w:val="FFC000"/>
+        </w:rPr>
+      </w:pPr>
+      <w:r>
+        <w:rPr>
+          <w:rFonts w:ascii="Calibri" w:hAnsi="Calibri" w:cs="Calibri"/>
+          <w:color w:val="FFC000"/>
+        </w:rPr>
+        <w:t>SKILLS</w:t>
+      </w:r>
+    </w:p>
+    <w:p>
+      <w:pPr>
+        <w:shd w:val="clear" w:color="auto" w:fill="F4F4F5"/>
+        <w:textAlignment w:val="baseline"/>
+        <w:rPr>
+          <w:rFonts w:ascii="Calibri" w:hAnsi="Calibri" w:cs="Calibri"/>
+          <w:color w:val="000000"/>
+          <w:sz w:val="28"/>
+          <w:szCs w:val="28"/>
+        </w:rPr>
+      </w:pPr>
+      <w:r>
+        <w:rPr>
+          <w:rFonts w:ascii="Calibri" w:hAnsi="Calibri" w:cs="Calibri"/>
+          <w:color w:val="000000"/>
+          <w:sz w:val="28"/>
+          <w:szCs w:val="28"/>
+        </w:rPr>
+        <w:t>Music</w:t>
+      </w:r>
+      <w:r>
+        <w:rPr>
+          <w:rFonts w:ascii="Calibri" w:hAnsi="Calibri" w:cs="Calibri"/>
+          <w:color w:val="000000"/>
+          <w:sz w:val="28"/>
+          <w:szCs w:val="28"/>
+        </w:rPr>
+        <w:t xml:space="preserve"> </w:t>
+      </w:r>
+      <w:r>
+        <w:rPr>
+          <w:rFonts w:ascii="Calibri" w:hAnsi="Calibri" w:cs="Calibri"/>
+          <w:color w:val="000000"/>
+          <w:sz w:val="28"/>
+          <w:szCs w:val="28"/>
+        </w:rPr>
+        <w:t>–</w:t>
+      </w:r>
+      <w:r>
+        <w:rPr>
+          <w:rFonts w:ascii="Calibri" w:hAnsi="Calibri" w:cs="Calibri"/>
+          <w:color w:val="000000"/>
+          <w:sz w:val="28"/>
+          <w:szCs w:val="28"/>
+        </w:rPr>
+        <w:t xml:space="preserve"> Played</w:t>
+      </w:r>
+      <w:r>
+        <w:rPr>
+          <w:rFonts w:ascii="Calibri" w:hAnsi="Calibri" w:cs="Calibri"/>
+          <w:color w:val="000000"/>
+          <w:sz w:val="28"/>
+          <w:szCs w:val="28"/>
+        </w:rPr>
+        <w:t xml:space="preserve"> the Euphoniums</w:t>
+      </w:r>
       <w:bookmarkStart w:id="0" w:name="_GoBack"/>
       <w:bookmarkEnd w:id="0"/>
-    </w:p>
-    <w:p>
-      <w:pPr>
-        <w:pStyle w:val="Heading4"/>
-        <w:rPr>
-          <w:rFonts w:ascii="Calibri" w:hAnsi="Calibri" w:cs="Calibri"/>
-        </w:rPr>
-      </w:pPr>
-      <w:r>
-        <w:rPr>
-          <w:rFonts w:ascii="Calibri" w:hAnsi="Calibri" w:cs="Calibri"/>
-        </w:rPr>
-        <w:t>Principal Euphonium of the Evergreen Valley High School Wind Ensemble</w:t>
-      </w:r>
-    </w:p>
-    <w:p>
-      <w:pPr>
-        <w:pStyle w:val="Heading5"/>
-        <w:rPr>
-          <w:rFonts w:ascii="Calibri" w:hAnsi="Calibri" w:cs="Calibri"/>
-        </w:rPr>
-      </w:pPr>
-    </w:p>
-    <w:p>
-      <w:pPr>
-        <w:pStyle w:val="Heading4"/>
-        <w:rPr>
-          <w:rFonts w:ascii="Calibri" w:hAnsi="Calibri" w:cs="Calibri"/>
-        </w:rPr>
-      </w:pPr>
-      <w:r>
-        <w:rPr>
-          <w:rFonts w:ascii="Calibri" w:hAnsi="Calibri" w:cs="Calibri"/>
-        </w:rPr>
-        <w:t>3rd Chair Euphonium in the Santa Clara County Honor Band</w:t>
-      </w:r>
-    </w:p>
-    <w:p>
-      <w:pPr>
-        <w:pStyle w:val="Heading5"/>
-        <w:rPr>
-          <w:rFonts w:ascii="Calibri" w:hAnsi="Calibri" w:cs="Calibri"/>
-        </w:rPr>
-      </w:pPr>
-    </w:p>
-    <w:p>
-      <w:pPr>
-        <w:pStyle w:val="Heading4"/>
-        <w:rPr>
-          <w:rFonts w:ascii="Calibri" w:hAnsi="Calibri" w:cs="Calibri"/>
-        </w:rPr>
-      </w:pPr>
-      <w:r>
-        <w:rPr>
-          <w:rFonts w:ascii="Calibri" w:hAnsi="Calibri" w:cs="Calibri"/>
-        </w:rPr>
-        <w:t>Euphonium player at Evergreen Valley Youth Orchestra</w:t>
-      </w:r>
-    </w:p>
-    <w:p>
-      <w:pPr>
-        <w:pStyle w:val="Heading5"/>
-        <w:rPr>
-          <w:rFonts w:ascii="Calibri" w:hAnsi="Calibri" w:cs="Calibri"/>
-        </w:rPr>
-      </w:pPr>
-    </w:p>
-    <w:p>
-      <w:pPr>
-        <w:pStyle w:val="Heading4"/>
-        <w:rPr>
-          <w:rFonts w:ascii="Calibri" w:hAnsi="Calibri" w:cs="Calibri"/>
-        </w:rPr>
-      </w:pPr>
-      <w:r>
-        <w:rPr>
-          <w:rFonts w:ascii="Calibri" w:hAnsi="Calibri" w:cs="Calibri"/>
-        </w:rPr>
-        <w:t>Teacher's Assistant at Most Holy Trinity Parish</w:t>
-      </w:r>
+      <w:r>
+        <w:rPr>
+          <w:rFonts w:ascii="Calibri" w:hAnsi="Calibri" w:cs="Calibri"/>
+          <w:color w:val="000000"/>
+          <w:sz w:val="28"/>
+          <w:szCs w:val="28"/>
+        </w:rPr>
+        <w:t xml:space="preserve"> in my high school's band as well as outside ensembles</w:t>
+      </w:r>
+    </w:p>
+    <w:p>
+      <w:pPr>
+        <w:shd w:val="clear" w:color="auto" w:fill="F4F4F5"/>
+        <w:textAlignment w:val="baseline"/>
+        <w:rPr>
+          <w:rFonts w:ascii="Calibri" w:hAnsi="Calibri" w:cs="Calibri"/>
+          <w:color w:val="000000"/>
+          <w:sz w:val="28"/>
+          <w:szCs w:val="28"/>
+        </w:rPr>
+      </w:pPr>
+      <w:r>
+        <w:rPr>
+          <w:rFonts w:ascii="Calibri" w:hAnsi="Calibri" w:cs="Calibri"/>
+          <w:color w:val="000000"/>
+          <w:sz w:val="28"/>
+          <w:szCs w:val="28"/>
+        </w:rPr>
+        <w:t xml:space="preserve">Programming - Experience with HTML, CSS, </w:t>
+      </w:r>
+      <w:proofErr w:type="spellStart"/>
+      <w:r>
+        <w:rPr>
+          <w:rFonts w:ascii="Calibri" w:hAnsi="Calibri" w:cs="Calibri"/>
+          <w:color w:val="000000"/>
+          <w:sz w:val="28"/>
+          <w:szCs w:val="28"/>
+        </w:rPr>
+        <w:t>Javascript</w:t>
+      </w:r>
+      <w:proofErr w:type="spellEnd"/>
+      <w:r>
+        <w:rPr>
+          <w:rFonts w:ascii="Calibri" w:hAnsi="Calibri" w:cs="Calibri"/>
+          <w:color w:val="000000"/>
+          <w:sz w:val="28"/>
+          <w:szCs w:val="28"/>
+        </w:rPr>
+        <w:t>, and Java</w:t>
+      </w:r>
+    </w:p>
+    <w:p>
+      <w:pPr>
+        <w:shd w:val="clear" w:color="auto" w:fill="F4F4F5"/>
+        <w:textAlignment w:val="baseline"/>
+        <w:rPr>
+          <w:rFonts w:ascii="Calibri" w:hAnsi="Calibri" w:cs="Calibri"/>
+          <w:color w:val="000000"/>
+          <w:sz w:val="28"/>
+          <w:szCs w:val="28"/>
+        </w:rPr>
+      </w:pPr>
+      <w:r>
+        <w:rPr>
+          <w:rFonts w:ascii="Calibri" w:hAnsi="Calibri" w:cs="Calibri"/>
+          <w:color w:val="000000"/>
+          <w:sz w:val="28"/>
+          <w:szCs w:val="28"/>
+        </w:rPr>
+        <w:t>Video Editing - Experience with video editing programs such as iMovie, Final Cut Pro, &amp; Adobe Premiere CC.</w:t>
+      </w:r>
+    </w:p>
+    <w:p>
+      <w:pPr>
+        <w:shd w:val="clear" w:color="auto" w:fill="F4F4F5"/>
+        <w:textAlignment w:val="baseline"/>
+        <w:rPr>
+          <w:rFonts w:ascii="Calibri" w:hAnsi="Calibri" w:cs="Calibri"/>
+          <w:color w:val="000000"/>
+          <w:sz w:val="28"/>
+          <w:szCs w:val="28"/>
+        </w:rPr>
+      </w:pPr>
+      <w:r>
+        <w:rPr>
+          <w:rFonts w:ascii="Calibri" w:hAnsi="Calibri" w:cs="Calibri"/>
+          <w:color w:val="000000"/>
+          <w:sz w:val="28"/>
+          <w:szCs w:val="28"/>
+        </w:rPr>
+        <w:t>Computers - Experience with circui</w:t>
+      </w:r>
+      <w:r>
+        <w:rPr>
+          <w:rFonts w:ascii="Calibri" w:hAnsi="Calibri" w:cs="Calibri"/>
+          <w:color w:val="000000"/>
+          <w:sz w:val="28"/>
+          <w:szCs w:val="28"/>
+        </w:rPr>
+        <w:t>t board design and assembly</w:t>
+      </w:r>
+    </w:p>
+    <w:p>
+      <w:pPr>
+        <w:rPr>
+          <w:lang w:eastAsia="ja-JP"/>
+        </w:rPr>
+      </w:pPr>
     </w:p>
     <w:p>
       <w:pPr>
@@ -1530,6 +1774,155 @@
 <file path=word/numbering.xml><?xml version="1.0" encoding="utf-8"?>
 <w:numbering xmlns:wpc="http://schemas.microsoft.com/office/word/2010/wordprocessingCanvas" xmlns:cx="http://schemas.microsoft.com/office/drawing/2014/chartex" xmlns:cx1="http://schemas.microsoft.com/office/drawing/2015/9/8/chartex" xmlns:cx2="http://schemas.microsoft.com/office/drawing/2015/10/21/chartex" xmlns:cx3="http://schemas.microsoft.com/office/drawing/2016/5/9/chartex" xmlns:cx4="http://schemas.microsoft.com/office/drawing/2016/5/10/chartex" xmlns:cx5="http://schemas.microsoft.com/office/drawing/2016/5/11/chartex" xmlns:cx6="http://schemas.microsoft.com/office/drawing/2016/5/12/chartex" xmlns:cx7="http://schemas.microsoft.com/office/drawing/2016/5/13/chartex" xmlns:cx8="http://schemas.microsoft.com/office/drawing/2016/5/14/chartex" xmlns:mc="http://schemas.openxmlformats.org/markup-compatibility/2006" xmlns:aink="http://schemas.microsoft.com/office/drawing/2016/ink" xmlns:am3d="http://schemas.microsoft.com/office/drawing/2017/model3d" xmlns:o="urn:schemas-microsoft-com:office:office" xmlns:r="http://schemas.openxmlformats.org/officeDocument/2006/relationships" xmlns:m="http://schemas.openxmlformats.org/officeDocument/2006/math" xmlns:v="urn:schemas-microsoft-com:vml" xmlns:wp14="http://schemas.microsoft.com/office/word/2010/wordprocessingDrawing" xmlns:wp="http://schemas.openxmlformats.org/drawingml/2006/wordprocessingDrawing" xmlns:w10="urn:schemas-microsoft-com:office:word" xmlns:w="http://schemas.openxmlformats.org/wordprocessingml/2006/main" xmlns:w14="http://schemas.microsoft.com/office/word/2010/wordml" xmlns:w15="http://schemas.microsoft.com/office/word/2012/wordml" xmlns:w16cid="http://schemas.microsoft.com/office/word/2016/wordml/cid" xmlns:w16se="http://schemas.microsoft.com/office/word/2015/wordml/symex" xmlns:wpg="http://schemas.microsoft.com/office/word/2010/wordprocessingGroup" xmlns:wpi="http://schemas.microsoft.com/office/word/2010/wordprocessingInk" xmlns:wne="http://schemas.microsoft.com/office/word/2006/wordml" xmlns:wps="http://schemas.microsoft.com/office/word/2010/wordprocessingShape" mc:Ignorable="w14 w15 w16se w16cid wp14">
   <w:abstractNum w:abstractNumId="0" w15:restartNumberingAfterBreak="0">
+    <w:nsid w:val="2AC055CD"/>
+    <w:multiLevelType w:val="multilevel"/>
+    <w:tmpl w:val="B066AB98"/>
+    <w:lvl w:ilvl="0">
+      <w:start w:val="1"/>
+      <w:numFmt w:val="bullet"/>
+      <w:lvlText w:val=""/>
+      <w:lvlJc w:val="left"/>
+      <w:pPr>
+        <w:tabs>
+          <w:tab w:val="num" w:pos="720"/>
+        </w:tabs>
+        <w:ind w:left="720" w:hanging="360"/>
+      </w:pPr>
+      <w:rPr>
+        <w:rFonts w:ascii="Symbol" w:hAnsi="Symbol" w:hint="default"/>
+        <w:sz w:val="20"/>
+      </w:rPr>
+    </w:lvl>
+    <w:lvl w:ilvl="1" w:tentative="1">
+      <w:start w:val="1"/>
+      <w:numFmt w:val="bullet"/>
+      <w:lvlText w:val="o"/>
+      <w:lvlJc w:val="left"/>
+      <w:pPr>
+        <w:tabs>
+          <w:tab w:val="num" w:pos="1440"/>
+        </w:tabs>
+        <w:ind w:left="1440" w:hanging="360"/>
+      </w:pPr>
+      <w:rPr>
+        <w:rFonts w:ascii="Courier New" w:hAnsi="Courier New" w:hint="default"/>
+        <w:sz w:val="20"/>
+      </w:rPr>
+    </w:lvl>
+    <w:lvl w:ilvl="2" w:tentative="1">
+      <w:start w:val="1"/>
+      <w:numFmt w:val="bullet"/>
+      <w:lvlText w:val=""/>
+      <w:lvlJc w:val="left"/>
+      <w:pPr>
+        <w:tabs>
+          <w:tab w:val="num" w:pos="2160"/>
+        </w:tabs>
+        <w:ind w:left="2160" w:hanging="360"/>
+      </w:pPr>
+      <w:rPr>
+        <w:rFonts w:ascii="Wingdings" w:hAnsi="Wingdings" w:hint="default"/>
+        <w:sz w:val="20"/>
+      </w:rPr>
+    </w:lvl>
+    <w:lvl w:ilvl="3" w:tentative="1">
+      <w:start w:val="1"/>
+      <w:numFmt w:val="bullet"/>
+      <w:lvlText w:val=""/>
+      <w:lvlJc w:val="left"/>
+      <w:pPr>
+        <w:tabs>
+          <w:tab w:val="num" w:pos="2880"/>
+        </w:tabs>
+        <w:ind w:left="2880" w:hanging="360"/>
+      </w:pPr>
+      <w:rPr>
+        <w:rFonts w:ascii="Wingdings" w:hAnsi="Wingdings" w:hint="default"/>
+        <w:sz w:val="20"/>
+      </w:rPr>
+    </w:lvl>
+    <w:lvl w:ilvl="4" w:tentative="1">
+      <w:start w:val="1"/>
+      <w:numFmt w:val="bullet"/>
+      <w:lvlText w:val=""/>
+      <w:lvlJc w:val="left"/>
+      <w:pPr>
+        <w:tabs>
+          <w:tab w:val="num" w:pos="3600"/>
+        </w:tabs>
+        <w:ind w:left="3600" w:hanging="360"/>
+      </w:pPr>
+      <w:rPr>
+        <w:rFonts w:ascii="Wingdings" w:hAnsi="Wingdings" w:hint="default"/>
+        <w:sz w:val="20"/>
+      </w:rPr>
+    </w:lvl>
+    <w:lvl w:ilvl="5" w:tentative="1">
+      <w:start w:val="1"/>
+      <w:numFmt w:val="bullet"/>
+      <w:lvlText w:val=""/>
+      <w:lvlJc w:val="left"/>
+      <w:pPr>
+        <w:tabs>
+          <w:tab w:val="num" w:pos="4320"/>
+        </w:tabs>
+        <w:ind w:left="4320" w:hanging="360"/>
+      </w:pPr>
+      <w:rPr>
+        <w:rFonts w:ascii="Wingdings" w:hAnsi="Wingdings" w:hint="default"/>
+        <w:sz w:val="20"/>
+      </w:rPr>
+    </w:lvl>
+    <w:lvl w:ilvl="6" w:tentative="1">
+      <w:start w:val="1"/>
+      <w:numFmt w:val="bullet"/>
+      <w:lvlText w:val=""/>
+      <w:lvlJc w:val="left"/>
+      <w:pPr>
+        <w:tabs>
+          <w:tab w:val="num" w:pos="5040"/>
+        </w:tabs>
+        <w:ind w:left="5040" w:hanging="360"/>
+      </w:pPr>
+      <w:rPr>
+        <w:rFonts w:ascii="Wingdings" w:hAnsi="Wingdings" w:hint="default"/>
+        <w:sz w:val="20"/>
+      </w:rPr>
+    </w:lvl>
+    <w:lvl w:ilvl="7" w:tentative="1">
+      <w:start w:val="1"/>
+      <w:numFmt w:val="bullet"/>
+      <w:lvlText w:val=""/>
+      <w:lvlJc w:val="left"/>
+      <w:pPr>
+        <w:tabs>
+          <w:tab w:val="num" w:pos="5760"/>
+        </w:tabs>
+        <w:ind w:left="5760" w:hanging="360"/>
+      </w:pPr>
+      <w:rPr>
+        <w:rFonts w:ascii="Wingdings" w:hAnsi="Wingdings" w:hint="default"/>
+        <w:sz w:val="20"/>
+      </w:rPr>
+    </w:lvl>
+    <w:lvl w:ilvl="8" w:tentative="1">
+      <w:start w:val="1"/>
+      <w:numFmt w:val="bullet"/>
+      <w:lvlText w:val=""/>
+      <w:lvlJc w:val="left"/>
+      <w:pPr>
+        <w:tabs>
+          <w:tab w:val="num" w:pos="6480"/>
+        </w:tabs>
+        <w:ind w:left="6480" w:hanging="360"/>
+      </w:pPr>
+      <w:rPr>
+        <w:rFonts w:ascii="Wingdings" w:hAnsi="Wingdings" w:hint="default"/>
+        <w:sz w:val="20"/>
+      </w:rPr>
+    </w:lvl>
+  </w:abstractNum>
+  <w:abstractNum w:abstractNumId="1" w15:restartNumberingAfterBreak="0">
     <w:nsid w:val="4CF33B5C"/>
     <w:multiLevelType w:val="hybridMultilevel"/>
     <w:tmpl w:val="57608A80"/>
@@ -1642,6 +2035,9 @@
     </w:lvl>
   </w:abstractNum>
   <w:num w:numId="1">
+    <w:abstractNumId w:val="1"/>
+  </w:num>
+  <w:num w:numId="2">
     <w:abstractNumId w:val="0"/>
   </w:num>
 </w:numbering>
@@ -2042,7 +2438,7 @@
   <w:style w:type="paragraph" w:default="1" w:styleId="Normal">
     <w:name w:val="Normal"/>
     <w:qFormat/>
-    <w:rsid w:val="00CD2AB4"/>
+    <w:rsid w:val="0085043F"/>
     <w:pPr>
       <w:spacing w:after="0" w:line="240" w:lineRule="auto"/>
     </w:pPr>
@@ -2514,6 +2910,17 @@
       <w:contextualSpacing/>
     </w:pPr>
   </w:style>
+  <w:style w:type="paragraph" w:styleId="NormalWeb">
+    <w:name w:val="Normal (Web)"/>
+    <w:basedOn w:val="Normal"/>
+    <w:uiPriority w:val="99"/>
+    <w:semiHidden/>
+    <w:unhideWhenUsed/>
+    <w:rsid w:val="0085043F"/>
+    <w:pPr>
+      <w:spacing w:before="100" w:beforeAutospacing="1" w:after="100" w:afterAutospacing="1"/>
+    </w:pPr>
+  </w:style>
 </w:styles>
 </file>
 
